--- a/docs/FlowCC产品文档.docx
+++ b/docs/FlowCC产品文档.docx
@@ -217,7 +217,7 @@
                 <w:sz w:val="20"/>
                 <w:szCs w:val="20"/>
               </w:rPr>
-              <w:t xml:space="preserve">V1.0</w:t>
+              <w:t xml:space="preserve">V1.1</w:t>
             </w:r>
           </w:p>
         </w:tc>
@@ -245,7 +245,7 @@
                 <w:sz w:val="20"/>
                 <w:szCs w:val="20"/>
               </w:rPr>
-              <w:t xml:space="preserve">V1.0.0（标准版）</w:t>
+              <w:t xml:space="preserve">V1.1.0（标准版）</w:t>
             </w:r>
           </w:p>
         </w:tc>
@@ -301,7 +301,7 @@
                 <w:sz w:val="20"/>
                 <w:szCs w:val="20"/>
               </w:rPr>
-              <w:t xml:space="preserve">M1 已交付</w:t>
+              <w:t xml:space="preserve">M1.1 已交付</w:t>
             </w:r>
           </w:p>
         </w:tc>
@@ -507,7 +507,7 @@
         <w:pStyle w:val="Heading1"/>
       </w:pPr>
       <w:r>
-        <w:t xml:space="preserve">2. 功能清单（标准版 V1.0）</w:t>
+        <w:t xml:space="preserve">2. 功能清单（标准版 V1.1）</w:t>
       </w:r>
     </w:p>
     <w:p>
@@ -523,7 +523,7 @@
           <w:sz w:val="21"/>
           <w:szCs w:val="21"/>
         </w:rPr>
-        <w:t xml:space="preserve">标准版覆盖基础控制、送风模式、定时关机与设备管理四大模块，全部功能已在模拟模式下实现并通过自动化测试。</w:t>
+        <w:t xml:space="preserve">标准版覆盖桌面挂件、基础控制、送风模式、定时关机与设备管理五大模块，全部功能已在模拟模式下实现并通过自动化测试。V1.1 起桌面挂件成为主交互入口，控制中心退居兜底配置。</w:t>
       </w:r>
     </w:p>
     <w:tbl>
@@ -657,7 +657,7 @@
                 <w:sz w:val="20"/>
                 <w:szCs w:val="20"/>
               </w:rPr>
-              <w:t xml:space="preserve">基础控制</w:t>
+              <w:t xml:space="preserve">桌面挂件</w:t>
             </w:r>
           </w:p>
         </w:tc>
@@ -685,7 +685,7 @@
                 <w:sz w:val="20"/>
                 <w:szCs w:val="20"/>
               </w:rPr>
-              <w:t xml:space="preserve">电源开关</w:t>
+              <w:t xml:space="preserve">透明悬浮风扇</w:t>
             </w:r>
           </w:p>
         </w:tc>
@@ -713,7 +713,7 @@
                 <w:sz w:val="20"/>
                 <w:szCs w:val="20"/>
               </w:rPr>
-              <w:t xml:space="preserve">界面中央大按钮，带颜色与图形状态反馈</w:t>
+              <w:t xml:space="preserve">异形透明置顶窗口，扇叶按档位转速旋转（带停机惯性），摆头可见</w:t>
             </w:r>
           </w:p>
         </w:tc>
@@ -743,7 +743,7 @@
                 <w:sz w:val="20"/>
                 <w:szCs w:val="20"/>
               </w:rPr>
-              <w:t xml:space="preserve">基础控制</w:t>
+              <w:t xml:space="preserve">桌面挂件</w:t>
             </w:r>
           </w:p>
         </w:tc>
@@ -771,7 +771,7 @@
                 <w:sz w:val="20"/>
                 <w:szCs w:val="20"/>
               </w:rPr>
-              <w:t xml:space="preserve">三档风速</w:t>
+              <w:t xml:space="preserve">挂件交互</w:t>
             </w:r>
           </w:p>
         </w:tc>
@@ -799,7 +799,7 @@
                 <w:sz w:val="20"/>
                 <w:szCs w:val="20"/>
               </w:rPr>
-              <w:t xml:space="preserve">1/2/3 档，固件端 PWM 占空比映射，可按风扇特性调整</w:t>
+              <w:t xml:space="preserve">点击扇头开关机、滚轮/圆点换档、悬停+方向键摆头、拖拽移动、右键菜单</w:t>
             </w:r>
           </w:p>
         </w:tc>
@@ -829,7 +829,7 @@
                 <w:sz w:val="20"/>
                 <w:szCs w:val="20"/>
               </w:rPr>
-              <w:t xml:space="preserve">基础控制</w:t>
+              <w:t xml:space="preserve">桌面挂件</w:t>
             </w:r>
           </w:p>
         </w:tc>
@@ -857,7 +857,7 @@
                 <w:sz w:val="20"/>
                 <w:szCs w:val="20"/>
               </w:rPr>
-              <w:t xml:space="preserve">摇头</w:t>
+              <w:t xml:space="preserve">控制中心兜底</w:t>
             </w:r>
           </w:p>
         </w:tc>
@@ -885,7 +885,7 @@
                 <w:sz w:val="20"/>
                 <w:szCs w:val="20"/>
               </w:rPr>
-              <w:t xml:space="preserve">舵机 0~180° 往复摆动，停止摇头自动回中</w:t>
+              <w:t xml:space="preserve">右键「打开控制中心」进行串口连接、模式、定时等完整配置</w:t>
             </w:r>
           </w:p>
         </w:tc>
@@ -915,7 +915,7 @@
                 <w:sz w:val="20"/>
                 <w:szCs w:val="20"/>
               </w:rPr>
-              <w:t xml:space="preserve">送风模式</w:t>
+              <w:t xml:space="preserve">基础控制</w:t>
             </w:r>
           </w:p>
         </w:tc>
@@ -943,7 +943,7 @@
                 <w:sz w:val="20"/>
                 <w:szCs w:val="20"/>
               </w:rPr>
-              <w:t xml:space="preserve">恒定风</w:t>
+              <w:t xml:space="preserve">电源开关</w:t>
             </w:r>
           </w:p>
         </w:tc>
@@ -971,7 +971,7 @@
                 <w:sz w:val="20"/>
                 <w:szCs w:val="20"/>
               </w:rPr>
-              <w:t xml:space="preserve">按设定档位持续稳定送风</w:t>
+              <w:t xml:space="preserve">挂件扇头或控制中心大按钮，带状态反馈</w:t>
             </w:r>
           </w:p>
         </w:tc>
@@ -1001,7 +1001,7 @@
                 <w:sz w:val="20"/>
                 <w:szCs w:val="20"/>
               </w:rPr>
-              <w:t xml:space="preserve">送风模式</w:t>
+              <w:t xml:space="preserve">基础控制</w:t>
             </w:r>
           </w:p>
         </w:tc>
@@ -1029,7 +1029,7 @@
                 <w:sz w:val="20"/>
                 <w:szCs w:val="20"/>
               </w:rPr>
-              <w:t xml:space="preserve">自然风</w:t>
+              <w:t xml:space="preserve">三档风速</w:t>
             </w:r>
           </w:p>
         </w:tc>
@@ -1057,7 +1057,7 @@
                 <w:sz w:val="20"/>
                 <w:szCs w:val="20"/>
               </w:rPr>
-              <w:t xml:space="preserve">每 4~9 秒随机起伏一档，模拟阵风效果</w:t>
+              <w:t xml:space="preserve">1/2/3 档，固件端 PWM 占空比映射，可按风扇特性调整</w:t>
             </w:r>
           </w:p>
         </w:tc>
@@ -1087,7 +1087,7 @@
                 <w:sz w:val="20"/>
                 <w:szCs w:val="20"/>
               </w:rPr>
-              <w:t xml:space="preserve">送风模式</w:t>
+              <w:t xml:space="preserve">基础控制</w:t>
             </w:r>
           </w:p>
         </w:tc>
@@ -1115,7 +1115,7 @@
                 <w:sz w:val="20"/>
                 <w:szCs w:val="20"/>
               </w:rPr>
-              <w:t xml:space="preserve">睡眠风</w:t>
+              <w:t xml:space="preserve">摇头与摆头</w:t>
             </w:r>
           </w:p>
         </w:tc>
@@ -1143,7 +1143,7 @@
                 <w:sz w:val="20"/>
                 <w:szCs w:val="20"/>
               </w:rPr>
-              <w:t xml:space="preserve">每 20 分钟自动降一档，直至最低档，越睡越轻柔</w:t>
+              <w:t xml:space="preserve">自动摇头（舵机 0~180° 往复）+ 手动摆头 ANG 精确指向</w:t>
             </w:r>
           </w:p>
         </w:tc>
@@ -1173,7 +1173,7 @@
                 <w:sz w:val="20"/>
                 <w:szCs w:val="20"/>
               </w:rPr>
-              <w:t xml:space="preserve">定时关机</w:t>
+              <w:t xml:space="preserve">送风模式</w:t>
             </w:r>
           </w:p>
         </w:tc>
@@ -1201,7 +1201,7 @@
                 <w:sz w:val="20"/>
                 <w:szCs w:val="20"/>
               </w:rPr>
-              <w:t xml:space="preserve">睡眠定时</w:t>
+              <w:t xml:space="preserve">恒定风</w:t>
             </w:r>
           </w:p>
         </w:tc>
@@ -1229,7 +1229,7 @@
                 <w:sz w:val="20"/>
                 <w:szCs w:val="20"/>
               </w:rPr>
-              <w:t xml:space="preserve">30 分钟 / 1 小时 / 2 小时，倒计时显示，到点自动关机</w:t>
+              <w:t xml:space="preserve">按设定档位持续稳定送风</w:t>
             </w:r>
           </w:p>
         </w:tc>
@@ -1259,7 +1259,7 @@
                 <w:sz w:val="20"/>
                 <w:szCs w:val="20"/>
               </w:rPr>
-              <w:t xml:space="preserve">设备管理</w:t>
+              <w:t xml:space="preserve">送风模式</w:t>
             </w:r>
           </w:p>
         </w:tc>
@@ -1287,7 +1287,7 @@
                 <w:sz w:val="20"/>
                 <w:szCs w:val="20"/>
               </w:rPr>
-              <w:t xml:space="preserve">模拟模式</w:t>
+              <w:t xml:space="preserve">自然风</w:t>
             </w:r>
           </w:p>
         </w:tc>
@@ -1315,7 +1315,7 @@
                 <w:sz w:val="20"/>
                 <w:szCs w:val="20"/>
               </w:rPr>
-              <w:t xml:space="preserve">内置虚拟风扇，无需硬件即可体验全部功能</w:t>
+              <w:t xml:space="preserve">每 4~9 秒随机起伏一档，模拟阵风效果</w:t>
             </w:r>
           </w:p>
         </w:tc>
@@ -1345,7 +1345,7 @@
                 <w:sz w:val="20"/>
                 <w:szCs w:val="20"/>
               </w:rPr>
-              <w:t xml:space="preserve">设备管理</w:t>
+              <w:t xml:space="preserve">送风模式</w:t>
             </w:r>
           </w:p>
         </w:tc>
@@ -1373,7 +1373,7 @@
                 <w:sz w:val="20"/>
                 <w:szCs w:val="20"/>
               </w:rPr>
-              <w:t xml:space="preserve">串口发现</w:t>
+              <w:t xml:space="preserve">睡眠风</w:t>
             </w:r>
           </w:p>
         </w:tc>
@@ -1401,7 +1401,7 @@
                 <w:sz w:val="20"/>
                 <w:szCs w:val="20"/>
               </w:rPr>
-              <w:t xml:space="preserve">自动枚举系统可用串口，支持手动刷新</w:t>
+              <w:t xml:space="preserve">每 20 分钟自动降一档，直至最低档，越睡越轻柔</w:t>
             </w:r>
           </w:p>
         </w:tc>
@@ -1431,7 +1431,7 @@
                 <w:sz w:val="20"/>
                 <w:szCs w:val="20"/>
               </w:rPr>
-              <w:t xml:space="preserve">设备管理</w:t>
+              <w:t xml:space="preserve">定时关机</w:t>
             </w:r>
           </w:p>
         </w:tc>
@@ -1459,7 +1459,7 @@
                 <w:sz w:val="20"/>
                 <w:szCs w:val="20"/>
               </w:rPr>
-              <w:t xml:space="preserve">心跳监测</w:t>
+              <w:t xml:space="preserve">睡眠定时</w:t>
             </w:r>
           </w:p>
         </w:tc>
@@ -1487,7 +1487,7 @@
                 <w:sz w:val="20"/>
                 <w:szCs w:val="20"/>
               </w:rPr>
-              <w:t xml:space="preserve">每 5 秒轮询设备，连续 3 次无响应自动判定掉线并提示</w:t>
+              <w:t xml:space="preserve">30 分钟 / 1 小时 / 2 小时，倒计时显示，到点自动关机</w:t>
             </w:r>
           </w:p>
         </w:tc>
@@ -1545,6 +1545,264 @@
                 <w:sz w:val="20"/>
                 <w:szCs w:val="20"/>
               </w:rPr>
+              <w:t xml:space="preserve">模拟模式</w:t>
+            </w:r>
+          </w:p>
+        </w:tc>
+        <w:tc>
+          <w:tcPr>
+            <w:tcW w:type="dxa" w:w="5426"/>
+            <w:tcMar>
+              <w:top w:type="dxa" w:w="60"/>
+              <w:left w:type="dxa" w:w="100"/>
+              <w:bottom w:type="dxa" w:w="60"/>
+              <w:right w:type="dxa" w:w="100"/>
+            </w:tcMar>
+            <w:vAlign w:val="center"/>
+          </w:tcPr>
+          <w:p>
+            <w:pPr>
+              <w:spacing w:after="20" w:before="20"/>
+            </w:pPr>
+            <w:r>
+              <w:rPr>
+                <w:rFonts w:ascii="Microsoft YaHei" w:eastAsia="微软雅黑" w:hAnsi="Microsoft YaHei"/>
+                <w:b w:val="false"/>
+                <w:bCs w:val="false"/>
+                <w:color w:val="374151"/>
+                <w:sz w:val="20"/>
+                <w:szCs w:val="20"/>
+              </w:rPr>
+              <w:t xml:space="preserve">内置虚拟风扇，无需硬件即可体验全部功能</w:t>
+            </w:r>
+          </w:p>
+        </w:tc>
+      </w:tr>
+      <w:tr>
+        <w:tc>
+          <w:tcPr>
+            <w:tcW w:type="dxa" w:w="1400"/>
+            <w:tcMar>
+              <w:top w:type="dxa" w:w="60"/>
+              <w:left w:type="dxa" w:w="100"/>
+              <w:bottom w:type="dxa" w:w="60"/>
+              <w:right w:type="dxa" w:w="100"/>
+            </w:tcMar>
+            <w:vAlign w:val="center"/>
+          </w:tcPr>
+          <w:p>
+            <w:pPr>
+              <w:spacing w:after="20" w:before="20"/>
+            </w:pPr>
+            <w:r>
+              <w:rPr>
+                <w:rFonts w:ascii="Microsoft YaHei" w:eastAsia="微软雅黑" w:hAnsi="Microsoft YaHei"/>
+                <w:b w:val="false"/>
+                <w:bCs w:val="false"/>
+                <w:color w:val="374151"/>
+                <w:sz w:val="20"/>
+                <w:szCs w:val="20"/>
+              </w:rPr>
+              <w:t xml:space="preserve">设备管理</w:t>
+            </w:r>
+          </w:p>
+        </w:tc>
+        <w:tc>
+          <w:tcPr>
+            <w:tcW w:type="dxa" w:w="2200"/>
+            <w:tcMar>
+              <w:top w:type="dxa" w:w="60"/>
+              <w:left w:type="dxa" w:w="100"/>
+              <w:bottom w:type="dxa" w:w="60"/>
+              <w:right w:type="dxa" w:w="100"/>
+            </w:tcMar>
+            <w:vAlign w:val="center"/>
+          </w:tcPr>
+          <w:p>
+            <w:pPr>
+              <w:spacing w:after="20" w:before="20"/>
+            </w:pPr>
+            <w:r>
+              <w:rPr>
+                <w:rFonts w:ascii="Microsoft YaHei" w:eastAsia="微软雅黑" w:hAnsi="Microsoft YaHei"/>
+                <w:b w:val="false"/>
+                <w:bCs w:val="false"/>
+                <w:color w:val="374151"/>
+                <w:sz w:val="20"/>
+                <w:szCs w:val="20"/>
+              </w:rPr>
+              <w:t xml:space="preserve">串口发现</w:t>
+            </w:r>
+          </w:p>
+        </w:tc>
+        <w:tc>
+          <w:tcPr>
+            <w:tcW w:type="dxa" w:w="5426"/>
+            <w:tcMar>
+              <w:top w:type="dxa" w:w="60"/>
+              <w:left w:type="dxa" w:w="100"/>
+              <w:bottom w:type="dxa" w:w="60"/>
+              <w:right w:type="dxa" w:w="100"/>
+            </w:tcMar>
+            <w:vAlign w:val="center"/>
+          </w:tcPr>
+          <w:p>
+            <w:pPr>
+              <w:spacing w:after="20" w:before="20"/>
+            </w:pPr>
+            <w:r>
+              <w:rPr>
+                <w:rFonts w:ascii="Microsoft YaHei" w:eastAsia="微软雅黑" w:hAnsi="Microsoft YaHei"/>
+                <w:b w:val="false"/>
+                <w:bCs w:val="false"/>
+                <w:color w:val="374151"/>
+                <w:sz w:val="20"/>
+                <w:szCs w:val="20"/>
+              </w:rPr>
+              <w:t xml:space="preserve">自动枚举系统可用串口，支持手动刷新</w:t>
+            </w:r>
+          </w:p>
+        </w:tc>
+      </w:tr>
+      <w:tr>
+        <w:tc>
+          <w:tcPr>
+            <w:tcW w:type="dxa" w:w="1400"/>
+            <w:tcMar>
+              <w:top w:type="dxa" w:w="60"/>
+              <w:left w:type="dxa" w:w="100"/>
+              <w:bottom w:type="dxa" w:w="60"/>
+              <w:right w:type="dxa" w:w="100"/>
+            </w:tcMar>
+            <w:vAlign w:val="center"/>
+          </w:tcPr>
+          <w:p>
+            <w:pPr>
+              <w:spacing w:after="20" w:before="20"/>
+            </w:pPr>
+            <w:r>
+              <w:rPr>
+                <w:rFonts w:ascii="Microsoft YaHei" w:eastAsia="微软雅黑" w:hAnsi="Microsoft YaHei"/>
+                <w:b w:val="false"/>
+                <w:bCs w:val="false"/>
+                <w:color w:val="374151"/>
+                <w:sz w:val="20"/>
+                <w:szCs w:val="20"/>
+              </w:rPr>
+              <w:t xml:space="preserve">设备管理</w:t>
+            </w:r>
+          </w:p>
+        </w:tc>
+        <w:tc>
+          <w:tcPr>
+            <w:tcW w:type="dxa" w:w="2200"/>
+            <w:tcMar>
+              <w:top w:type="dxa" w:w="60"/>
+              <w:left w:type="dxa" w:w="100"/>
+              <w:bottom w:type="dxa" w:w="60"/>
+              <w:right w:type="dxa" w:w="100"/>
+            </w:tcMar>
+            <w:vAlign w:val="center"/>
+          </w:tcPr>
+          <w:p>
+            <w:pPr>
+              <w:spacing w:after="20" w:before="20"/>
+            </w:pPr>
+            <w:r>
+              <w:rPr>
+                <w:rFonts w:ascii="Microsoft YaHei" w:eastAsia="微软雅黑" w:hAnsi="Microsoft YaHei"/>
+                <w:b w:val="false"/>
+                <w:bCs w:val="false"/>
+                <w:color w:val="374151"/>
+                <w:sz w:val="20"/>
+                <w:szCs w:val="20"/>
+              </w:rPr>
+              <w:t xml:space="preserve">心跳监测</w:t>
+            </w:r>
+          </w:p>
+        </w:tc>
+        <w:tc>
+          <w:tcPr>
+            <w:tcW w:type="dxa" w:w="5426"/>
+            <w:tcMar>
+              <w:top w:type="dxa" w:w="60"/>
+              <w:left w:type="dxa" w:w="100"/>
+              <w:bottom w:type="dxa" w:w="60"/>
+              <w:right w:type="dxa" w:w="100"/>
+            </w:tcMar>
+            <w:vAlign w:val="center"/>
+          </w:tcPr>
+          <w:p>
+            <w:pPr>
+              <w:spacing w:after="20" w:before="20"/>
+            </w:pPr>
+            <w:r>
+              <w:rPr>
+                <w:rFonts w:ascii="Microsoft YaHei" w:eastAsia="微软雅黑" w:hAnsi="Microsoft YaHei"/>
+                <w:b w:val="false"/>
+                <w:bCs w:val="false"/>
+                <w:color w:val="374151"/>
+                <w:sz w:val="20"/>
+                <w:szCs w:val="20"/>
+              </w:rPr>
+              <w:t xml:space="preserve">每 5 秒轮询设备，连续 3 次无响应自动判定掉线并提示</w:t>
+            </w:r>
+          </w:p>
+        </w:tc>
+      </w:tr>
+      <w:tr>
+        <w:tc>
+          <w:tcPr>
+            <w:tcW w:type="dxa" w:w="1400"/>
+            <w:tcMar>
+              <w:top w:type="dxa" w:w="60"/>
+              <w:left w:type="dxa" w:w="100"/>
+              <w:bottom w:type="dxa" w:w="60"/>
+              <w:right w:type="dxa" w:w="100"/>
+            </w:tcMar>
+            <w:vAlign w:val="center"/>
+          </w:tcPr>
+          <w:p>
+            <w:pPr>
+              <w:spacing w:after="20" w:before="20"/>
+            </w:pPr>
+            <w:r>
+              <w:rPr>
+                <w:rFonts w:ascii="Microsoft YaHei" w:eastAsia="微软雅黑" w:hAnsi="Microsoft YaHei"/>
+                <w:b w:val="false"/>
+                <w:bCs w:val="false"/>
+                <w:color w:val="374151"/>
+                <w:sz w:val="20"/>
+                <w:szCs w:val="20"/>
+              </w:rPr>
+              <w:t xml:space="preserve">设备管理</w:t>
+            </w:r>
+          </w:p>
+        </w:tc>
+        <w:tc>
+          <w:tcPr>
+            <w:tcW w:type="dxa" w:w="2200"/>
+            <w:tcMar>
+              <w:top w:type="dxa" w:w="60"/>
+              <w:left w:type="dxa" w:w="100"/>
+              <w:bottom w:type="dxa" w:w="60"/>
+              <w:right w:type="dxa" w:w="100"/>
+            </w:tcMar>
+            <w:vAlign w:val="center"/>
+          </w:tcPr>
+          <w:p>
+            <w:pPr>
+              <w:spacing w:after="20" w:before="20"/>
+            </w:pPr>
+            <w:r>
+              <w:rPr>
+                <w:rFonts w:ascii="Microsoft YaHei" w:eastAsia="微软雅黑" w:hAnsi="Microsoft YaHei"/>
+                <w:b w:val="false"/>
+                <w:bCs w:val="false"/>
+                <w:color w:val="374151"/>
+                <w:sz w:val="20"/>
+                <w:szCs w:val="20"/>
+              </w:rPr>
               <w:t xml:space="preserve">偏好记忆</w:t>
             </w:r>
           </w:p>
@@ -1573,7 +1831,7 @@
                 <w:sz w:val="20"/>
                 <w:szCs w:val="20"/>
               </w:rPr>
-              <w:t xml:space="preserve">档位、摇头、模式、串口与波特率设置退出时自动保存</w:t>
+              <w:t xml:space="preserve">档位、摇头、角度、模式、串口与波特率设置退出时自动保存</w:t>
             </w:r>
           </w:p>
         </w:tc>
@@ -1745,7 +2003,7 @@
           <w:sz w:val="21"/>
           <w:szCs w:val="21"/>
         </w:rPr>
-        <w:t xml:space="preserve">软件默认进入模拟模式，内置虚拟风扇立即可用，所有控件均可正常操作。这是无硬件用户与硬件未到货阶段的默认体验。</w:t>
+        <w:t xml:space="preserve">软件启动后桌面上直接出现透明悬浮的迷你风扇（默认模拟模式，内置虚拟风扇立即可用）；控制中心窗口默认隐藏，作为兜底配置面板。这是无硬件用户与硬件未到货阶段的默认体验。</w:t>
       </w:r>
     </w:p>
     <w:p>
@@ -1791,6 +2049,25 @@
           <w:sz w:val="21"/>
           <w:szCs w:val="21"/>
         </w:rPr>
+        <w:t xml:space="preserve">右键桌面挂件，选择「打开控制中心」。</w:t>
+      </w:r>
+    </w:p>
+    <w:p>
+      <w:pPr>
+        <w:pStyle w:val="ListParagraph"/>
+        <w:numPr>
+          <w:ilvl w:val="0"/>
+          <w:numId w:val="3"/>
+        </w:numPr>
+        <w:spacing w:after="40" w:before="40" w:line="320"/>
+      </w:pPr>
+      <w:r>
+        <w:rPr>
+          <w:rFonts w:ascii="Microsoft YaHei" w:eastAsia="微软雅黑" w:hAnsi="Microsoft YaHei"/>
+          <w:color w:val="374151"/>
+          <w:sz w:val="21"/>
+          <w:szCs w:val="21"/>
+        </w:rPr>
         <w:t xml:space="preserve">在「设备连接」中将模式切换为「串口设备」，软件自动枚举可用串口。</w:t>
       </w:r>
     </w:p>
@@ -1829,7 +2106,7 @@
           <w:sz w:val="21"/>
           <w:szCs w:val="21"/>
         </w:rPr>
-        <w:t xml:space="preserve">此后所有操作均直接作用于实体风扇；软件每 5 秒心跳，掉线自动提示。</w:t>
+        <w:t xml:space="preserve">此后挂件与控制中心的所有操作均直接作用于实体风扇；软件每 5 秒心跳，掉线自动提示。</w:t>
       </w:r>
     </w:p>
     <w:p>
@@ -1901,6 +2178,172 @@
           <w:szCs w:val="21"/>
         </w:rPr>
         <w:t xml:space="preserve">连接失败时弹出错误对话框并给出排查方向（驱动、线缆、固件）。</w:t>
+      </w:r>
+    </w:p>
+    <w:p>
+      <w:pPr>
+        <w:pStyle w:val="Heading2"/>
+      </w:pPr>
+      <w:r>
+        <w:t xml:space="preserve">3.3 桌面挂件交互约定（V1.1 主入口）</w:t>
+      </w:r>
+    </w:p>
+    <w:p>
+      <w:pPr>
+        <w:spacing w:after="100" w:before="60" w:line="320"/>
+      </w:pPr>
+      <w:r>
+        <w:rPr>
+          <w:rFonts w:ascii="Microsoft YaHei" w:eastAsia="微软雅黑" w:hAnsi="Microsoft YaHei"/>
+          <w:b w:val="false"/>
+          <w:bCs w:val="false"/>
+          <w:color w:val="374151"/>
+          <w:sz w:val="21"/>
+          <w:szCs w:val="21"/>
+        </w:rPr>
+        <w:t xml:space="preserve">挂件为无边框、透明背景、置顶层的异形窗口，视觉与操作约定如下：</w:t>
+      </w:r>
+    </w:p>
+    <w:p>
+      <w:pPr>
+        <w:pStyle w:val="ListParagraph"/>
+        <w:numPr>
+          <w:ilvl w:val="0"/>
+          <w:numId w:val="2"/>
+        </w:numPr>
+        <w:spacing w:after="40" w:before="40" w:line="320"/>
+      </w:pPr>
+      <w:r>
+        <w:rPr>
+          <w:rFonts w:ascii="Microsoft YaHei" w:eastAsia="微软雅黑" w:hAnsi="Microsoft YaHei"/>
+          <w:b w:val="false"/>
+          <w:bCs w:val="false"/>
+          <w:color w:val="374151"/>
+          <w:sz w:val="21"/>
+          <w:szCs w:val="21"/>
+        </w:rPr>
+        <w:t xml:space="preserve">点击扇头 / 空格键：开关机；扇叶转速随档位变化，关机带惯性停转。</w:t>
+      </w:r>
+    </w:p>
+    <w:p>
+      <w:pPr>
+        <w:pStyle w:val="ListParagraph"/>
+        <w:numPr>
+          <w:ilvl w:val="0"/>
+          <w:numId w:val="2"/>
+        </w:numPr>
+        <w:spacing w:after="40" w:before="40" w:line="320"/>
+      </w:pPr>
+      <w:r>
+        <w:rPr>
+          <w:rFonts w:ascii="Microsoft YaHei" w:eastAsia="微软雅黑" w:hAnsi="Microsoft YaHei"/>
+          <w:b w:val="false"/>
+          <w:bCs w:val="false"/>
+          <w:color w:val="374151"/>
+          <w:sz w:val="21"/>
+          <w:szCs w:val="21"/>
+        </w:rPr>
+        <w:t xml:space="preserve">滚轮、点击底部 1/2/3 圆点：切换风速档位。</w:t>
+      </w:r>
+    </w:p>
+    <w:p>
+      <w:pPr>
+        <w:pStyle w:val="ListParagraph"/>
+        <w:numPr>
+          <w:ilvl w:val="0"/>
+          <w:numId w:val="2"/>
+        </w:numPr>
+        <w:spacing w:after="40" w:before="40" w:line="320"/>
+      </w:pPr>
+      <w:r>
+        <w:rPr>
+          <w:rFonts w:ascii="Microsoft YaHei" w:eastAsia="微软雅黑" w:hAnsi="Microsoft YaHei"/>
+          <w:b w:val="false"/>
+          <w:bCs w:val="false"/>
+          <w:color w:val="374151"/>
+          <w:sz w:val="21"/>
+          <w:szCs w:val="21"/>
+        </w:rPr>
+        <w:t xml:space="preserve">鼠标悬停 + ←/→ 方向键：手动摆头，每步 10°，范围 0~180°；手动摆头会自动退出自动摇头。</w:t>
+      </w:r>
+    </w:p>
+    <w:p>
+      <w:pPr>
+        <w:pStyle w:val="ListParagraph"/>
+        <w:numPr>
+          <w:ilvl w:val="0"/>
+          <w:numId w:val="2"/>
+        </w:numPr>
+        <w:spacing w:after="40" w:before="40" w:line="320"/>
+      </w:pPr>
+      <w:r>
+        <w:rPr>
+          <w:rFonts w:ascii="Microsoft YaHei" w:eastAsia="微软雅黑" w:hAnsi="Microsoft YaHei"/>
+          <w:b w:val="false"/>
+          <w:bCs w:val="false"/>
+          <w:color w:val="374151"/>
+          <w:sz w:val="21"/>
+          <w:szCs w:val="21"/>
+        </w:rPr>
+        <w:t xml:space="preserve">按住拖拽：移动挂件在桌面上的位置。</w:t>
+      </w:r>
+    </w:p>
+    <w:p>
+      <w:pPr>
+        <w:pStyle w:val="ListParagraph"/>
+        <w:numPr>
+          <w:ilvl w:val="0"/>
+          <w:numId w:val="2"/>
+        </w:numPr>
+        <w:spacing w:after="40" w:before="40" w:line="320"/>
+      </w:pPr>
+      <w:r>
+        <w:rPr>
+          <w:rFonts w:ascii="Microsoft YaHei" w:eastAsia="微软雅黑" w:hAnsi="Microsoft YaHei"/>
+          <w:b w:val="false"/>
+          <w:bCs w:val="false"/>
+          <w:color w:val="374151"/>
+          <w:sz w:val="21"/>
+          <w:szCs w:val="21"/>
+        </w:rPr>
+        <w:t xml:space="preserve">右键菜单：打开控制中心 / 自动摇头开关 / 退出 FlowCC。</w:t>
+      </w:r>
+    </w:p>
+    <w:p>
+      <w:pPr>
+        <w:pStyle w:val="ListParagraph"/>
+        <w:numPr>
+          <w:ilvl w:val="0"/>
+          <w:numId w:val="2"/>
+        </w:numPr>
+        <w:spacing w:after="40" w:before="40" w:line="320"/>
+      </w:pPr>
+      <w:r>
+        <w:rPr>
+          <w:rFonts w:ascii="Microsoft YaHei" w:eastAsia="微软雅黑" w:hAnsi="Microsoft YaHei"/>
+          <w:b w:val="false"/>
+          <w:bCs w:val="false"/>
+          <w:color w:val="374151"/>
+          <w:sz w:val="21"/>
+          <w:szCs w:val="21"/>
+        </w:rPr>
+        <w:t xml:space="preserve">状态底条：实时显示档位、摇头中 / 朝向角度，或关机提示。</w:t>
+      </w:r>
+    </w:p>
+    <w:p>
+      <w:pPr>
+        <w:spacing w:after="100" w:before="60" w:line="320"/>
+      </w:pPr>
+      <w:r>
+        <w:rPr>
+          <w:rFonts w:ascii="Microsoft YaHei" w:eastAsia="微软雅黑" w:hAnsi="Microsoft YaHei"/>
+          <w:b w:val="false"/>
+          <w:bCs w:val="false"/>
+          <w:color w:val="374151"/>
+          <w:sz w:val="21"/>
+          <w:szCs w:val="21"/>
+        </w:rPr>
+        <w:t xml:space="preserve">关闭控制中心窗口仅隐藏该窗口（挂件继续运行）；真正的退出入口在挂件右键菜单，避免误关导致后台失联。</w:t>
       </w:r>
     </w:p>
     <w:p>
@@ -2094,7 +2537,7 @@
                 <w:sz w:val="20"/>
                 <w:szCs w:val="20"/>
               </w:rPr>
-              <w:t xml:space="preserve">fanctl/gui/mainwindow.py</w:t>
+              <w:t xml:space="preserve">flowcc/gui/widget.py</w:t>
             </w:r>
           </w:p>
         </w:tc>
@@ -2122,7 +2565,7 @@
                 <w:sz w:val="20"/>
                 <w:szCs w:val="20"/>
               </w:rPr>
-              <w:t xml:space="preserve">tkinter 控制面板，只负责渲染与转发点击</w:t>
+              <w:t xml:space="preserve">透明桌面挂件（主入口），动画渲染与手势交互</w:t>
             </w:r>
           </w:p>
         </w:tc>
@@ -2152,7 +2595,7 @@
                 <w:sz w:val="20"/>
                 <w:szCs w:val="20"/>
               </w:rPr>
-              <w:t xml:space="preserve">控制层</w:t>
+              <w:t xml:space="preserve">界面层</w:t>
             </w:r>
           </w:p>
         </w:tc>
@@ -2180,7 +2623,7 @@
                 <w:sz w:val="20"/>
                 <w:szCs w:val="20"/>
               </w:rPr>
-              <w:t xml:space="preserve">fanctl/controller.py</w:t>
+              <w:t xml:space="preserve">flowcc/gui/mainwindow.py</w:t>
             </w:r>
           </w:p>
         </w:tc>
@@ -2208,7 +2651,7 @@
                 <w:sz w:val="20"/>
                 <w:szCs w:val="20"/>
               </w:rPr>
-              <w:t xml:space="preserve">状态机、定时关机、自然风/睡眠风场景引擎、心跳监测</w:t>
+              <w:t xml:space="preserve">tkinter 控制中心（兜底配置），只负责渲染与转发点击</w:t>
             </w:r>
           </w:p>
         </w:tc>
@@ -2238,7 +2681,7 @@
                 <w:sz w:val="20"/>
                 <w:szCs w:val="20"/>
               </w:rPr>
-              <w:t xml:space="preserve">设备抽象层</w:t>
+              <w:t xml:space="preserve">控制层</w:t>
             </w:r>
           </w:p>
         </w:tc>
@@ -2266,7 +2709,7 @@
                 <w:sz w:val="20"/>
                 <w:szCs w:val="20"/>
               </w:rPr>
-              <w:t xml:space="preserve">fanctl/device/</w:t>
+              <w:t xml:space="preserve">flowcc/controller.py</w:t>
             </w:r>
           </w:p>
         </w:tc>
@@ -2294,7 +2737,7 @@
                 <w:sz w:val="20"/>
                 <w:szCs w:val="20"/>
               </w:rPr>
-              <w:t xml:space="preserve">FanDevice 统一接口；模拟设备与串口设备可热替换</w:t>
+              <w:t xml:space="preserve">状态机、定时关机、自然风/睡眠风场景引擎、心跳监测</w:t>
             </w:r>
           </w:p>
         </w:tc>
@@ -2324,6 +2767,92 @@
                 <w:sz w:val="20"/>
                 <w:szCs w:val="20"/>
               </w:rPr>
+              <w:t xml:space="preserve">设备抽象层</w:t>
+            </w:r>
+          </w:p>
+        </w:tc>
+        <w:tc>
+          <w:tcPr>
+            <w:tcW w:type="dxa" w:w="3200"/>
+            <w:tcMar>
+              <w:top w:type="dxa" w:w="60"/>
+              <w:left w:type="dxa" w:w="100"/>
+              <w:bottom w:type="dxa" w:w="60"/>
+              <w:right w:type="dxa" w:w="100"/>
+            </w:tcMar>
+            <w:vAlign w:val="center"/>
+          </w:tcPr>
+          <w:p>
+            <w:pPr>
+              <w:spacing w:after="20" w:before="20"/>
+            </w:pPr>
+            <w:r>
+              <w:rPr>
+                <w:rFonts w:ascii="Microsoft YaHei" w:eastAsia="微软雅黑" w:hAnsi="Microsoft YaHei"/>
+                <w:b w:val="false"/>
+                <w:bCs w:val="false"/>
+                <w:color w:val="374151"/>
+                <w:sz w:val="20"/>
+                <w:szCs w:val="20"/>
+              </w:rPr>
+              <w:t xml:space="preserve">flowcc/device/</w:t>
+            </w:r>
+          </w:p>
+        </w:tc>
+        <w:tc>
+          <w:tcPr>
+            <w:tcW w:type="dxa" w:w="3826"/>
+            <w:tcMar>
+              <w:top w:type="dxa" w:w="60"/>
+              <w:left w:type="dxa" w:w="100"/>
+              <w:bottom w:type="dxa" w:w="60"/>
+              <w:right w:type="dxa" w:w="100"/>
+            </w:tcMar>
+            <w:vAlign w:val="center"/>
+          </w:tcPr>
+          <w:p>
+            <w:pPr>
+              <w:spacing w:after="20" w:before="20"/>
+            </w:pPr>
+            <w:r>
+              <w:rPr>
+                <w:rFonts w:ascii="Microsoft YaHei" w:eastAsia="微软雅黑" w:hAnsi="Microsoft YaHei"/>
+                <w:b w:val="false"/>
+                <w:bCs w:val="false"/>
+                <w:color w:val="374151"/>
+                <w:sz w:val="20"/>
+                <w:szCs w:val="20"/>
+              </w:rPr>
+              <w:t xml:space="preserve">FanDevice 统一接口；模拟设备与串口设备可热替换</w:t>
+            </w:r>
+          </w:p>
+        </w:tc>
+      </w:tr>
+      <w:tr>
+        <w:tc>
+          <w:tcPr>
+            <w:tcW w:type="dxa" w:w="2000"/>
+            <w:tcMar>
+              <w:top w:type="dxa" w:w="60"/>
+              <w:left w:type="dxa" w:w="100"/>
+              <w:bottom w:type="dxa" w:w="60"/>
+              <w:right w:type="dxa" w:w="100"/>
+            </w:tcMar>
+            <w:vAlign w:val="center"/>
+          </w:tcPr>
+          <w:p>
+            <w:pPr>
+              <w:spacing w:after="20" w:before="20"/>
+            </w:pPr>
+            <w:r>
+              <w:rPr>
+                <w:rFonts w:ascii="Microsoft YaHei" w:eastAsia="微软雅黑" w:hAnsi="Microsoft YaHei"/>
+                <w:b w:val="false"/>
+                <w:bCs w:val="false"/>
+                <w:color w:val="374151"/>
+                <w:sz w:val="20"/>
+                <w:szCs w:val="20"/>
+              </w:rPr>
               <w:t xml:space="preserve">协议/传输层</w:t>
             </w:r>
           </w:p>
@@ -2352,7 +2881,7 @@
                 <w:sz w:val="20"/>
                 <w:szCs w:val="20"/>
               </w:rPr>
-              <w:t xml:space="preserve">fanctl/protocol.py、serialdev.py</w:t>
+              <w:t xml:space="preserve">flowcc/protocol.py、serialdev.py</w:t>
             </w:r>
           </w:p>
         </w:tc>
@@ -2479,7 +3008,7 @@
         <w:pStyle w:val="Heading1"/>
       </w:pPr>
       <w:r>
-        <w:t xml:space="preserve">5. 串口通信协议 v1</w:t>
+        <w:t xml:space="preserve">5. 串口通信协议 v1.1</w:t>
       </w:r>
     </w:p>
     <w:p>
@@ -2495,7 +3024,7 @@
           <w:sz w:val="21"/>
           <w:szCs w:val="21"/>
         </w:rPr>
-        <w:t xml:space="preserve">协议为 ASCII 行协议：波特率 115200，数据位 8，无校验，停止位 1（8N1）；每条消息以换行符 LF 结尾；帧头大小写不敏感。该设计可直接用任意串口助手调试。</w:t>
+        <w:t xml:space="preserve">协议为 ASCII 行协议：波特率 115200，数据位 8，无校验，停止位 1（8N1）；每条消息以换行符 LF 结尾；帧头大小写不敏感。该设计可直接用任意串口助手调试。V1.1 新增 ANG 手动摆头命令，STATE 帧增加 ang 字段；旧固件（无 ang 字段）仍可被软件兼容解析。</w:t>
       </w:r>
     </w:p>
     <w:tbl>
@@ -2971,7 +3500,7 @@
                 <w:sz w:val="20"/>
                 <w:szCs w:val="20"/>
               </w:rPr>
-              <w:t xml:space="preserve">设置摇头</w:t>
+              <w:t xml:space="preserve">设置自动摇头</w:t>
             </w:r>
           </w:p>
         </w:tc>
@@ -3029,7 +3558,7 @@
                 <w:sz w:val="20"/>
                 <w:szCs w:val="20"/>
               </w:rPr>
-              <w:t xml:space="preserve">STATE?</w:t>
+              <w:t xml:space="preserve">ANG &lt;0..180&gt;</w:t>
             </w:r>
           </w:p>
         </w:tc>
@@ -3057,7 +3586,7 @@
                 <w:sz w:val="20"/>
                 <w:szCs w:val="20"/>
               </w:rPr>
-              <w:t xml:space="preserve">STATE?</w:t>
+              <w:t xml:space="preserve">ANG 120</w:t>
             </w:r>
           </w:p>
         </w:tc>
@@ -3085,7 +3614,7 @@
                 <w:sz w:val="20"/>
                 <w:szCs w:val="20"/>
               </w:rPr>
-              <w:t xml:space="preserve">查询状态</w:t>
+              <w:t xml:space="preserve">手动摆头角度（V1.1 新增；执行后自动摇头关闭）</w:t>
             </w:r>
           </w:p>
         </w:tc>
@@ -3143,7 +3672,7 @@
                 <w:sz w:val="20"/>
                 <w:szCs w:val="20"/>
               </w:rPr>
-              <w:t xml:space="preserve">PING</w:t>
+              <w:t xml:space="preserve">STATE?</w:t>
             </w:r>
           </w:p>
         </w:tc>
@@ -3171,7 +3700,7 @@
                 <w:sz w:val="20"/>
                 <w:szCs w:val="20"/>
               </w:rPr>
-              <w:t xml:space="preserve">PING</w:t>
+              <w:t xml:space="preserve">STATE?</w:t>
             </w:r>
           </w:p>
         </w:tc>
@@ -3199,7 +3728,7 @@
                 <w:sz w:val="20"/>
                 <w:szCs w:val="20"/>
               </w:rPr>
-              <w:t xml:space="preserve">心跳</w:t>
+              <w:t xml:space="preserve">查询状态</w:t>
             </w:r>
           </w:p>
         </w:tc>
@@ -3229,7 +3758,7 @@
                 <w:sz w:val="20"/>
                 <w:szCs w:val="20"/>
               </w:rPr>
-              <w:t xml:space="preserve">设备→主机</w:t>
+              <w:t xml:space="preserve">主机→设备</w:t>
             </w:r>
           </w:p>
         </w:tc>
@@ -3257,7 +3786,7 @@
                 <w:sz w:val="20"/>
                 <w:szCs w:val="20"/>
               </w:rPr>
-              <w:t xml:space="preserve">OK &lt;CMD&gt;</w:t>
+              <w:t xml:space="preserve">PING</w:t>
             </w:r>
           </w:p>
         </w:tc>
@@ -3285,7 +3814,7 @@
                 <w:sz w:val="20"/>
                 <w:szCs w:val="20"/>
               </w:rPr>
-              <w:t xml:space="preserve">OK PWR</w:t>
+              <w:t xml:space="preserve">PING</w:t>
             </w:r>
           </w:p>
         </w:tc>
@@ -3313,7 +3842,7 @@
                 <w:sz w:val="20"/>
                 <w:szCs w:val="20"/>
               </w:rPr>
-              <w:t xml:space="preserve">命令执行成功</w:t>
+              <w:t xml:space="preserve">心跳</w:t>
             </w:r>
           </w:p>
         </w:tc>
@@ -3371,7 +3900,7 @@
                 <w:sz w:val="20"/>
                 <w:szCs w:val="20"/>
               </w:rPr>
-              <w:t xml:space="preserve">ERR &lt;CMD&gt; &lt;CODE&gt;</w:t>
+              <w:t xml:space="preserve">OK &lt;CMD&gt;</w:t>
             </w:r>
           </w:p>
         </w:tc>
@@ -3399,7 +3928,7 @@
                 <w:sz w:val="20"/>
                 <w:szCs w:val="20"/>
               </w:rPr>
-              <w:t xml:space="preserve">ERR SPD BADARG</w:t>
+              <w:t xml:space="preserve">OK PWR</w:t>
             </w:r>
           </w:p>
         </w:tc>
@@ -3427,7 +3956,7 @@
                 <w:sz w:val="20"/>
                 <w:szCs w:val="20"/>
               </w:rPr>
-              <w:t xml:space="preserve">失败：BADARG / UNSUPPORTED / INTERNAL</w:t>
+              <w:t xml:space="preserve">命令执行成功</w:t>
             </w:r>
           </w:p>
         </w:tc>
@@ -3485,7 +4014,7 @@
                 <w:sz w:val="20"/>
                 <w:szCs w:val="20"/>
               </w:rPr>
-              <w:t xml:space="preserve">STATE pwr= spd= osc=</w:t>
+              <w:t xml:space="preserve">ERR &lt;CMD&gt; &lt;CODE&gt;</w:t>
             </w:r>
           </w:p>
         </w:tc>
@@ -3513,7 +4042,7 @@
                 <w:sz w:val="20"/>
                 <w:szCs w:val="20"/>
               </w:rPr>
-              <w:t xml:space="preserve">STATE pwr=1 spd=2 osc=0</w:t>
+              <w:t xml:space="preserve">ERR SPD BADARG</w:t>
             </w:r>
           </w:p>
         </w:tc>
@@ -3541,7 +4070,7 @@
                 <w:sz w:val="20"/>
                 <w:szCs w:val="20"/>
               </w:rPr>
-              <w:t xml:space="preserve">状态上报（每次执行命令后自动发送）</w:t>
+              <w:t xml:space="preserve">失败：BADARG / UNSUPPORTED / INTERNAL</w:t>
             </w:r>
           </w:p>
         </w:tc>
@@ -3599,7 +4128,7 @@
                 <w:sz w:val="20"/>
                 <w:szCs w:val="20"/>
               </w:rPr>
-              <w:t xml:space="preserve">PONG</w:t>
+              <w:t xml:space="preserve">STATE pwr= spd= osc= ang=</w:t>
             </w:r>
           </w:p>
         </w:tc>
@@ -3627,7 +4156,7 @@
                 <w:sz w:val="20"/>
                 <w:szCs w:val="20"/>
               </w:rPr>
-              <w:t xml:space="preserve">PONG</w:t>
+              <w:t xml:space="preserve">STATE pwr=1 spd=2 osc=0 ang=90</w:t>
             </w:r>
           </w:p>
         </w:tc>
@@ -3655,7 +4184,7 @@
                 <w:sz w:val="20"/>
                 <w:szCs w:val="20"/>
               </w:rPr>
-              <w:t xml:space="preserve">心跳回复</w:t>
+              <w:t xml:space="preserve">状态上报（每次执行命令后自动发送）</w:t>
             </w:r>
           </w:p>
         </w:tc>
@@ -3713,7 +4242,7 @@
                 <w:sz w:val="20"/>
                 <w:szCs w:val="20"/>
               </w:rPr>
-              <w:t xml:space="preserve">HELLO FANCTL &lt;版本&gt;</w:t>
+              <w:t xml:space="preserve">PONG</w:t>
             </w:r>
           </w:p>
         </w:tc>
@@ -3741,7 +4270,121 @@
                 <w:sz w:val="20"/>
                 <w:szCs w:val="20"/>
               </w:rPr>
-              <w:t xml:space="preserve">HELLO FANCTL 1.0</w:t>
+              <w:t xml:space="preserve">PONG</w:t>
+            </w:r>
+          </w:p>
+        </w:tc>
+        <w:tc>
+          <w:tcPr>
+            <w:tcW w:type="dxa" w:w="2826"/>
+            <w:tcMar>
+              <w:top w:type="dxa" w:w="60"/>
+              <w:left w:type="dxa" w:w="100"/>
+              <w:bottom w:type="dxa" w:w="60"/>
+              <w:right w:type="dxa" w:w="100"/>
+            </w:tcMar>
+            <w:vAlign w:val="center"/>
+          </w:tcPr>
+          <w:p>
+            <w:pPr>
+              <w:spacing w:after="20" w:before="20"/>
+            </w:pPr>
+            <w:r>
+              <w:rPr>
+                <w:rFonts w:ascii="Microsoft YaHei" w:eastAsia="微软雅黑" w:hAnsi="Microsoft YaHei"/>
+                <w:b w:val="false"/>
+                <w:bCs w:val="false"/>
+                <w:color w:val="374151"/>
+                <w:sz w:val="20"/>
+                <w:szCs w:val="20"/>
+              </w:rPr>
+              <w:t xml:space="preserve">心跳回复</w:t>
+            </w:r>
+          </w:p>
+        </w:tc>
+      </w:tr>
+      <w:tr>
+        <w:tc>
+          <w:tcPr>
+            <w:tcW w:type="dxa" w:w="1300"/>
+            <w:tcMar>
+              <w:top w:type="dxa" w:w="60"/>
+              <w:left w:type="dxa" w:w="100"/>
+              <w:bottom w:type="dxa" w:w="60"/>
+              <w:right w:type="dxa" w:w="100"/>
+            </w:tcMar>
+            <w:vAlign w:val="center"/>
+          </w:tcPr>
+          <w:p>
+            <w:pPr>
+              <w:spacing w:after="20" w:before="20"/>
+            </w:pPr>
+            <w:r>
+              <w:rPr>
+                <w:rFonts w:ascii="Microsoft YaHei" w:eastAsia="微软雅黑" w:hAnsi="Microsoft YaHei"/>
+                <w:b w:val="false"/>
+                <w:bCs w:val="false"/>
+                <w:color w:val="374151"/>
+                <w:sz w:val="20"/>
+                <w:szCs w:val="20"/>
+              </w:rPr>
+              <w:t xml:space="preserve">设备→主机</w:t>
+            </w:r>
+          </w:p>
+        </w:tc>
+        <w:tc>
+          <w:tcPr>
+            <w:tcW w:type="dxa" w:w="2500"/>
+            <w:tcMar>
+              <w:top w:type="dxa" w:w="60"/>
+              <w:left w:type="dxa" w:w="100"/>
+              <w:bottom w:type="dxa" w:w="60"/>
+              <w:right w:type="dxa" w:w="100"/>
+            </w:tcMar>
+            <w:vAlign w:val="center"/>
+          </w:tcPr>
+          <w:p>
+            <w:pPr>
+              <w:spacing w:after="20" w:before="20"/>
+            </w:pPr>
+            <w:r>
+              <w:rPr>
+                <w:rFonts w:ascii="Microsoft YaHei" w:eastAsia="微软雅黑" w:hAnsi="Microsoft YaHei"/>
+                <w:b w:val="false"/>
+                <w:bCs w:val="false"/>
+                <w:color w:val="374151"/>
+                <w:sz w:val="20"/>
+                <w:szCs w:val="20"/>
+              </w:rPr>
+              <w:t xml:space="preserve">HELLO FLOWCC &lt;版本&gt;</w:t>
+            </w:r>
+          </w:p>
+        </w:tc>
+        <w:tc>
+          <w:tcPr>
+            <w:tcW w:type="dxa" w:w="2400"/>
+            <w:tcMar>
+              <w:top w:type="dxa" w:w="60"/>
+              <w:left w:type="dxa" w:w="100"/>
+              <w:bottom w:type="dxa" w:w="60"/>
+              <w:right w:type="dxa" w:w="100"/>
+            </w:tcMar>
+            <w:vAlign w:val="center"/>
+          </w:tcPr>
+          <w:p>
+            <w:pPr>
+              <w:spacing w:after="20" w:before="20"/>
+            </w:pPr>
+            <w:r>
+              <w:rPr>
+                <w:rFonts w:ascii="Microsoft YaHei" w:eastAsia="微软雅黑" w:hAnsi="Microsoft YaHei"/>
+                <w:b w:val="false"/>
+                <w:bCs w:val="false"/>
+                <w:color w:val="374151"/>
+                <w:sz w:val="20"/>
+                <w:szCs w:val="20"/>
+              </w:rPr>
+              <w:t xml:space="preserve">HELLO FLOWCC 1.1</w:t>
             </w:r>
           </w:p>
         </w:tc>
@@ -3820,7 +4463,7 @@
           <w:sz w:val="19"/>
           <w:szCs w:val="19"/>
         </w:rPr>
-        <w:t xml:space="preserve">PWR 1     -&gt;  OK PWR / STATE pwr=1 spd=1 osc=0</w:t>
+        <w:t xml:space="preserve">PWR 1     -&gt;  OK PWR / STATE pwr=1 spd=1 osc=0 ang=90</w:t>
       </w:r>
     </w:p>
     <w:p>
@@ -3836,7 +4479,7 @@
           <w:sz w:val="19"/>
           <w:szCs w:val="19"/>
         </w:rPr>
-        <w:t xml:space="preserve">SPD 3     -&gt;  OK SPD / STATE pwr=1 spd=3 osc=0</w:t>
+        <w:t xml:space="preserve">SPD 3     -&gt;  OK SPD / STATE pwr=1 spd=3 osc=0 ang=90</w:t>
       </w:r>
     </w:p>
     <w:p>
@@ -3852,7 +4495,23 @@
           <w:sz w:val="19"/>
           <w:szCs w:val="19"/>
         </w:rPr>
-        <w:t xml:space="preserve">OSC 1     -&gt;  OK OSC / STATE pwr=1 spd=3 osc=1</w:t>
+        <w:t xml:space="preserve">ANG 120   -&gt;  OK ANG / STATE pwr=1 spd=3 osc=0 ang=120</w:t>
+      </w:r>
+    </w:p>
+    <w:p>
+      <w:pPr>
+        <w:shd w:fill="F3F6F9" w:val="clear"/>
+        <w:spacing w:after="60" w:before="60" w:line="300"/>
+        <w:ind w:left="240"/>
+      </w:pPr>
+      <w:r>
+        <w:rPr>
+          <w:rFonts w:ascii="Consolas" w:eastAsia="微软雅黑" w:hAnsi="Consolas"/>
+          <w:color w:val="1F2937"/>
+          <w:sz w:val="19"/>
+          <w:szCs w:val="19"/>
+        </w:rPr>
+        <w:t xml:space="preserve">OSC 1     -&gt;  OK OSC / STATE pwr=1 spd=3 osc=1 ang=120</w:t>
       </w:r>
     </w:p>
     <w:p>
@@ -5514,7 +6173,7 @@
           <w:sz w:val="21"/>
           <w:szCs w:val="21"/>
         </w:rPr>
-        <w:t xml:space="preserve">点击上传。成功后打开串口监视器（115200），按复位键应看到 HELLO FANCTL 1.0。</w:t>
+        <w:t xml:space="preserve">点击上传。成功后打开串口监视器（115200），按复位键应看到 HELLO FLOWCC 1.1。</w:t>
       </w:r>
     </w:p>
     <w:p>
@@ -5766,7 +6425,7 @@
                 <w:sz w:val="20"/>
                 <w:szCs w:val="20"/>
               </w:rPr>
-              <w:t xml:space="preserve">已完成（2026-08-12）</w:t>
+              <w:t xml:space="preserve">已完成（2026-08-12，tag v1.0.0）</w:t>
             </w:r>
           </w:p>
         </w:tc>
@@ -5796,7 +6455,7 @@
                 <w:sz w:val="20"/>
                 <w:szCs w:val="20"/>
               </w:rPr>
-              <w:t xml:space="preserve">M2 硬件原型</w:t>
+              <w:t xml:space="preserve">M1.1 桌面挂件</w:t>
             </w:r>
           </w:p>
         </w:tc>
@@ -5824,7 +6483,7 @@
                 <w:sz w:val="20"/>
                 <w:szCs w:val="20"/>
               </w:rPr>
-              <w:t xml:space="preserve">采购 BOM 物料、完成接线与固件烧录、串口联调通过</w:t>
+              <w:t xml:space="preserve">透明桌面风扇挂件为主入口、ANG 手动摆头、协议 v1.1、控制中心兜底化</w:t>
             </w:r>
           </w:p>
         </w:tc>
@@ -5852,7 +6511,7 @@
                 <w:sz w:val="20"/>
                 <w:szCs w:val="20"/>
               </w:rPr>
-              <w:t xml:space="preserve">待启动</w:t>
+              <w:t xml:space="preserve">已完成（2026-08-12，tag v1.1.0）</w:t>
             </w:r>
           </w:p>
         </w:tc>
@@ -5882,7 +6541,7 @@
                 <w:sz w:val="20"/>
                 <w:szCs w:val="20"/>
               </w:rPr>
-              <w:t xml:space="preserve">M3 扩展功能</w:t>
+              <w:t xml:space="preserve">M2 硬件原型</w:t>
             </w:r>
           </w:p>
         </w:tc>
@@ -5910,7 +6569,7 @@
                 <w:sz w:val="20"/>
                 <w:szCs w:val="20"/>
               </w:rPr>
-              <w:t xml:space="preserve">温度联动智能调速（接温度传感器）、每日定时任务、场景自定义</w:t>
+              <w:t xml:space="preserve">采购 BOM 物料、完成接线与固件烧录、串口联调通过</w:t>
             </w:r>
           </w:p>
         </w:tc>
@@ -5938,7 +6597,7 @@
                 <w:sz w:val="20"/>
                 <w:szCs w:val="20"/>
               </w:rPr>
-              <w:t xml:space="preserve">规划中</w:t>
+              <w:t xml:space="preserve">待启动</w:t>
             </w:r>
           </w:p>
         </w:tc>
@@ -5968,6 +6627,92 @@
                 <w:sz w:val="20"/>
                 <w:szCs w:val="20"/>
               </w:rPr>
+              <w:t xml:space="preserve">M3 扩展功能</w:t>
+            </w:r>
+          </w:p>
+        </w:tc>
+        <w:tc>
+          <w:tcPr>
+            <w:tcW w:type="dxa" w:w="5226"/>
+            <w:tcMar>
+              <w:top w:type="dxa" w:w="60"/>
+              <w:left w:type="dxa" w:w="100"/>
+              <w:bottom w:type="dxa" w:w="60"/>
+              <w:right w:type="dxa" w:w="100"/>
+            </w:tcMar>
+            <w:vAlign w:val="center"/>
+          </w:tcPr>
+          <w:p>
+            <w:pPr>
+              <w:spacing w:after="20" w:before="20"/>
+            </w:pPr>
+            <w:r>
+              <w:rPr>
+                <w:rFonts w:ascii="Microsoft YaHei" w:eastAsia="微软雅黑" w:hAnsi="Microsoft YaHei"/>
+                <w:b w:val="false"/>
+                <w:bCs w:val="false"/>
+                <w:color w:val="374151"/>
+                <w:sz w:val="20"/>
+                <w:szCs w:val="20"/>
+              </w:rPr>
+              <w:t xml:space="preserve">温度联动智能调速（接温度传感器）、每日定时任务、场景自定义</w:t>
+            </w:r>
+          </w:p>
+        </w:tc>
+        <w:tc>
+          <w:tcPr>
+            <w:tcW w:type="dxa" w:w="2400"/>
+            <w:tcMar>
+              <w:top w:type="dxa" w:w="60"/>
+              <w:left w:type="dxa" w:w="100"/>
+              <w:bottom w:type="dxa" w:w="60"/>
+              <w:right w:type="dxa" w:w="100"/>
+            </w:tcMar>
+            <w:vAlign w:val="center"/>
+          </w:tcPr>
+          <w:p>
+            <w:pPr>
+              <w:spacing w:after="20" w:before="20"/>
+            </w:pPr>
+            <w:r>
+              <w:rPr>
+                <w:rFonts w:ascii="Microsoft YaHei" w:eastAsia="微软雅黑" w:hAnsi="Microsoft YaHei"/>
+                <w:b w:val="false"/>
+                <w:bCs w:val="false"/>
+                <w:color w:val="374151"/>
+                <w:sz w:val="20"/>
+                <w:szCs w:val="20"/>
+              </w:rPr>
+              <w:t xml:space="preserve">规划中</w:t>
+            </w:r>
+          </w:p>
+        </w:tc>
+      </w:tr>
+      <w:tr>
+        <w:tc>
+          <w:tcPr>
+            <w:tcW w:type="dxa" w:w="1400"/>
+            <w:tcMar>
+              <w:top w:type="dxa" w:w="60"/>
+              <w:left w:type="dxa" w:w="100"/>
+              <w:bottom w:type="dxa" w:w="60"/>
+              <w:right w:type="dxa" w:w="100"/>
+            </w:tcMar>
+            <w:vAlign w:val="center"/>
+          </w:tcPr>
+          <w:p>
+            <w:pPr>
+              <w:spacing w:after="20" w:before="20"/>
+            </w:pPr>
+            <w:r>
+              <w:rPr>
+                <w:rFonts w:ascii="Microsoft YaHei" w:eastAsia="微软雅黑" w:hAnsi="Microsoft YaHei"/>
+                <w:b w:val="false"/>
+                <w:bCs w:val="false"/>
+                <w:color w:val="374151"/>
+                <w:sz w:val="20"/>
+                <w:szCs w:val="20"/>
+              </w:rPr>
               <w:t xml:space="preserve">M4 体验增强</w:t>
             </w:r>
           </w:p>
@@ -6035,7 +6780,7 @@
         <w:pStyle w:val="Heading2"/>
       </w:pPr>
       <w:r>
-        <w:t xml:space="preserve">8.1 当前验证状态（M1 交付基线）</w:t>
+        <w:t xml:space="preserve">8.1 当前验证状态（M1.1 交付基线）</w:t>
       </w:r>
     </w:p>
     <w:p>
@@ -6056,7 +6801,7 @@
           <w:sz w:val="21"/>
           <w:szCs w:val="21"/>
         </w:rPr>
-        <w:t xml:space="preserve">单元测试 19 项全部通过，覆盖协议编解码、状态机、定时关机、自然风/睡眠风算法，连续三轮运行结果稳定。</w:t>
+        <w:t xml:space="preserve">单元测试 23 项全部通过，覆盖协议编解码（含 ANG 与旧帧兼容）、状态机、定时关机、自然风/睡眠风算法、手动摆头语义，连续多轮运行结果稳定。</w:t>
       </w:r>
     </w:p>
     <w:p>
@@ -6077,7 +6822,7 @@
           <w:sz w:val="21"/>
           <w:szCs w:val="21"/>
         </w:rPr>
-        <w:t xml:space="preserve">GUI 冒烟测试通过：窗口正常启动渲染，2.5 秒后自动退出。</w:t>
+        <w:t xml:space="preserve">GUI 冒烟测试通过：挂件与控制中心正常启动渲染，2.5 秒后自动退出。</w:t>
       </w:r>
     </w:p>
     <w:p>
@@ -6098,7 +6843,28 @@
           <w:sz w:val="21"/>
           <w:szCs w:val="21"/>
         </w:rPr>
-        <w:t xml:space="preserve">模拟模式下全部交互流程（开关机、档位、摇头、三种模式、定时、断开/重连）可完整运行。</w:t>
+        <w:t xml:space="preserve">桌面截屏视觉验证：透明异形挂件在真实桌面上正确渲染，扇叶旋转、摆头偏转、状态底条与档位圆点均符合设计。</w:t>
+      </w:r>
+    </w:p>
+    <w:p>
+      <w:pPr>
+        <w:pStyle w:val="ListParagraph"/>
+        <w:numPr>
+          <w:ilvl w:val="0"/>
+          <w:numId w:val="2"/>
+        </w:numPr>
+        <w:spacing w:after="40" w:before="40" w:line="320"/>
+      </w:pPr>
+      <w:r>
+        <w:rPr>
+          <w:rFonts w:ascii="Microsoft YaHei" w:eastAsia="微软雅黑" w:hAnsi="Microsoft YaHei"/>
+          <w:b w:val="false"/>
+          <w:bCs w:val="false"/>
+          <w:color w:val="374151"/>
+          <w:sz w:val="21"/>
+          <w:szCs w:val="21"/>
+        </w:rPr>
+        <w:t xml:space="preserve">模拟模式下全部交互流程（开关机、档位、摇头、摆头、三种模式、定时、断开/重连）可完整运行。</w:t>
       </w:r>
     </w:p>
     <w:p>
@@ -6249,7 +7015,7 @@
           <w:sz w:val="18"/>
           <w:szCs w:val="18"/>
         </w:rPr>
-        <w:t xml:space="preserve">FlowCC V1.0 · 本文档随项目演进持续更新</w:t>
+        <w:t xml:space="preserve">FlowCC V1.1 · 本文档随项目演进持续更新</w:t>
       </w:r>
     </w:p>
     <w:sectPr>
@@ -6317,7 +7083,7 @@
         <w:sz w:val="18"/>
         <w:szCs w:val="18"/>
       </w:rPr>
-      <w:t xml:space="preserve">FlowCC 产品文档 V1.0 · 第 </w:t>
+      <w:t xml:space="preserve">FlowCC 产品文档 V1.1 · 第 </w:t>
     </w:r>
     <w:r>
       <w:rPr>

--- a/docs/FlowCC产品文档.docx
+++ b/docs/FlowCC产品文档.docx
@@ -217,7 +217,7 @@
                 <w:sz w:val="20"/>
                 <w:szCs w:val="20"/>
               </w:rPr>
-              <w:t xml:space="preserve">V1.1</w:t>
+              <w:t xml:space="preserve">V1.3</w:t>
             </w:r>
           </w:p>
         </w:tc>
@@ -245,7 +245,7 @@
                 <w:sz w:val="20"/>
                 <w:szCs w:val="20"/>
               </w:rPr>
-              <w:t xml:space="preserve">V1.1.0（标准版）</w:t>
+              <w:t xml:space="preserve">V1.3.0（标准版）</w:t>
             </w:r>
           </w:p>
         </w:tc>
@@ -301,7 +301,7 @@
                 <w:sz w:val="20"/>
                 <w:szCs w:val="20"/>
               </w:rPr>
-              <w:t xml:space="preserve">M1.1 已交付</w:t>
+              <w:t xml:space="preserve">M1.3 已交付</w:t>
             </w:r>
           </w:p>
         </w:tc>
@@ -507,7 +507,7 @@
         <w:pStyle w:val="Heading1"/>
       </w:pPr>
       <w:r>
-        <w:t xml:space="preserve">2. 功能清单（标准版 V1.1）</w:t>
+        <w:t xml:space="preserve">2. 功能清单（标准版 V1.3）</w:t>
       </w:r>
     </w:p>
     <w:p>
@@ -523,7 +523,7 @@
           <w:sz w:val="21"/>
           <w:szCs w:val="21"/>
         </w:rPr>
-        <w:t xml:space="preserve">标准版覆盖桌面挂件、基础控制、送风模式、定时关机与设备管理五大模块，全部功能已在模拟模式下实现并通过自动化测试。V1.1 起桌面挂件成为主交互入口，控制中心退居兜底配置。</w:t>
+        <w:t xml:space="preserve">标准版覆盖桌面挂件、基础控制、送风模式、定时关机与设备管理五大模块，全部功能已在模拟模式下实现并通过自动化测试。V1.1 起桌面挂件成为主交互入口，控制中心退居兜底配置；V1.2 挂件视觉升级为「现代简约」风格；V1.3 新增 WiFi 与蓝牙两种无线传输。</w:t>
       </w:r>
     </w:p>
     <w:tbl>
@@ -915,7 +915,7 @@
                 <w:sz w:val="20"/>
                 <w:szCs w:val="20"/>
               </w:rPr>
-              <w:t xml:space="preserve">基础控制</w:t>
+              <w:t xml:space="preserve">桌面挂件</w:t>
             </w:r>
           </w:p>
         </w:tc>
@@ -943,7 +943,7 @@
                 <w:sz w:val="20"/>
                 <w:szCs w:val="20"/>
               </w:rPr>
-              <w:t xml:space="preserve">电源开关</w:t>
+              <w:t xml:space="preserve">现代简约视觉</w:t>
             </w:r>
           </w:p>
         </w:tc>
@@ -971,7 +971,7 @@
                 <w:sz w:val="20"/>
                 <w:szCs w:val="20"/>
               </w:rPr>
-              <w:t xml:space="preserve">挂件扇头或控制中心大按钮，带状态反馈</w:t>
+              <w:t xml:space="preserve">V1.2：白色外环 + teal 细环、放射格栅、深灰镰刀扇叶，PIL 分层抗锯齿渲染</w:t>
             </w:r>
           </w:p>
         </w:tc>
@@ -1029,7 +1029,7 @@
                 <w:sz w:val="20"/>
                 <w:szCs w:val="20"/>
               </w:rPr>
-              <w:t xml:space="preserve">三档风速</w:t>
+              <w:t xml:space="preserve">电源开关</w:t>
             </w:r>
           </w:p>
         </w:tc>
@@ -1057,7 +1057,7 @@
                 <w:sz w:val="20"/>
                 <w:szCs w:val="20"/>
               </w:rPr>
-              <w:t xml:space="preserve">1/2/3 档，固件端 PWM 占空比映射，可按风扇特性调整</w:t>
+              <w:t xml:space="preserve">挂件扇头或控制中心大按钮，带状态反馈</w:t>
             </w:r>
           </w:p>
         </w:tc>
@@ -1115,7 +1115,7 @@
                 <w:sz w:val="20"/>
                 <w:szCs w:val="20"/>
               </w:rPr>
-              <w:t xml:space="preserve">摇头与摆头</w:t>
+              <w:t xml:space="preserve">三档风速</w:t>
             </w:r>
           </w:p>
         </w:tc>
@@ -1143,7 +1143,7 @@
                 <w:sz w:val="20"/>
                 <w:szCs w:val="20"/>
               </w:rPr>
-              <w:t xml:space="preserve">自动摇头（舵机 0~180° 往复）+ 手动摆头 ANG 精确指向</w:t>
+              <w:t xml:space="preserve">1/2/3 档，固件端 PWM 占空比映射，可按风扇特性调整</w:t>
             </w:r>
           </w:p>
         </w:tc>
@@ -1173,7 +1173,7 @@
                 <w:sz w:val="20"/>
                 <w:szCs w:val="20"/>
               </w:rPr>
-              <w:t xml:space="preserve">送风模式</w:t>
+              <w:t xml:space="preserve">基础控制</w:t>
             </w:r>
           </w:p>
         </w:tc>
@@ -1201,7 +1201,7 @@
                 <w:sz w:val="20"/>
                 <w:szCs w:val="20"/>
               </w:rPr>
-              <w:t xml:space="preserve">恒定风</w:t>
+              <w:t xml:space="preserve">摇头与摆头</w:t>
             </w:r>
           </w:p>
         </w:tc>
@@ -1229,7 +1229,7 @@
                 <w:sz w:val="20"/>
                 <w:szCs w:val="20"/>
               </w:rPr>
-              <w:t xml:space="preserve">按设定档位持续稳定送风</w:t>
+              <w:t xml:space="preserve">自动摇头（舵机 0~180° 往复）+ 手动摆头 ANG 精确指向</w:t>
             </w:r>
           </w:p>
         </w:tc>
@@ -1287,7 +1287,7 @@
                 <w:sz w:val="20"/>
                 <w:szCs w:val="20"/>
               </w:rPr>
-              <w:t xml:space="preserve">自然风</w:t>
+              <w:t xml:space="preserve">恒定风</w:t>
             </w:r>
           </w:p>
         </w:tc>
@@ -1315,7 +1315,7 @@
                 <w:sz w:val="20"/>
                 <w:szCs w:val="20"/>
               </w:rPr>
-              <w:t xml:space="preserve">每 4~9 秒随机起伏一档，模拟阵风效果</w:t>
+              <w:t xml:space="preserve">按设定档位持续稳定送风</w:t>
             </w:r>
           </w:p>
         </w:tc>
@@ -1373,7 +1373,7 @@
                 <w:sz w:val="20"/>
                 <w:szCs w:val="20"/>
               </w:rPr>
-              <w:t xml:space="preserve">睡眠风</w:t>
+              <w:t xml:space="preserve">自然风</w:t>
             </w:r>
           </w:p>
         </w:tc>
@@ -1401,7 +1401,7 @@
                 <w:sz w:val="20"/>
                 <w:szCs w:val="20"/>
               </w:rPr>
-              <w:t xml:space="preserve">每 20 分钟自动降一档，直至最低档，越睡越轻柔</w:t>
+              <w:t xml:space="preserve">每 4~9 秒随机起伏一档，模拟阵风效果</w:t>
             </w:r>
           </w:p>
         </w:tc>
@@ -1431,7 +1431,7 @@
                 <w:sz w:val="20"/>
                 <w:szCs w:val="20"/>
               </w:rPr>
-              <w:t xml:space="preserve">定时关机</w:t>
+              <w:t xml:space="preserve">送风模式</w:t>
             </w:r>
           </w:p>
         </w:tc>
@@ -1459,7 +1459,7 @@
                 <w:sz w:val="20"/>
                 <w:szCs w:val="20"/>
               </w:rPr>
-              <w:t xml:space="preserve">睡眠定时</w:t>
+              <w:t xml:space="preserve">睡眠风</w:t>
             </w:r>
           </w:p>
         </w:tc>
@@ -1487,7 +1487,7 @@
                 <w:sz w:val="20"/>
                 <w:szCs w:val="20"/>
               </w:rPr>
-              <w:t xml:space="preserve">30 分钟 / 1 小时 / 2 小时，倒计时显示，到点自动关机</w:t>
+              <w:t xml:space="preserve">每 20 分钟自动降一档，直至最低档，越睡越轻柔</w:t>
             </w:r>
           </w:p>
         </w:tc>
@@ -1517,7 +1517,7 @@
                 <w:sz w:val="20"/>
                 <w:szCs w:val="20"/>
               </w:rPr>
-              <w:t xml:space="preserve">设备管理</w:t>
+              <w:t xml:space="preserve">定时关机</w:t>
             </w:r>
           </w:p>
         </w:tc>
@@ -1545,7 +1545,7 @@
                 <w:sz w:val="20"/>
                 <w:szCs w:val="20"/>
               </w:rPr>
-              <w:t xml:space="preserve">模拟模式</w:t>
+              <w:t xml:space="preserve">睡眠定时</w:t>
             </w:r>
           </w:p>
         </w:tc>
@@ -1573,7 +1573,7 @@
                 <w:sz w:val="20"/>
                 <w:szCs w:val="20"/>
               </w:rPr>
-              <w:t xml:space="preserve">内置虚拟风扇，无需硬件即可体验全部功能</w:t>
+              <w:t xml:space="preserve">30 分钟 / 1 小时 / 2 小时，倒计时显示，到点自动关机</w:t>
             </w:r>
           </w:p>
         </w:tc>
@@ -1631,6 +1631,92 @@
                 <w:sz w:val="20"/>
                 <w:szCs w:val="20"/>
               </w:rPr>
+              <w:t xml:space="preserve">模拟模式</w:t>
+            </w:r>
+          </w:p>
+        </w:tc>
+        <w:tc>
+          <w:tcPr>
+            <w:tcW w:type="dxa" w:w="5426"/>
+            <w:tcMar>
+              <w:top w:type="dxa" w:w="60"/>
+              <w:left w:type="dxa" w:w="100"/>
+              <w:bottom w:type="dxa" w:w="60"/>
+              <w:right w:type="dxa" w:w="100"/>
+            </w:tcMar>
+            <w:vAlign w:val="center"/>
+          </w:tcPr>
+          <w:p>
+            <w:pPr>
+              <w:spacing w:after="20" w:before="20"/>
+            </w:pPr>
+            <w:r>
+              <w:rPr>
+                <w:rFonts w:ascii="Microsoft YaHei" w:eastAsia="微软雅黑" w:hAnsi="Microsoft YaHei"/>
+                <w:b w:val="false"/>
+                <w:bCs w:val="false"/>
+                <w:color w:val="374151"/>
+                <w:sz w:val="20"/>
+                <w:szCs w:val="20"/>
+              </w:rPr>
+              <w:t xml:space="preserve">内置虚拟风扇，无需硬件即可体验全部功能</w:t>
+            </w:r>
+          </w:p>
+        </w:tc>
+      </w:tr>
+      <w:tr>
+        <w:tc>
+          <w:tcPr>
+            <w:tcW w:type="dxa" w:w="1400"/>
+            <w:tcMar>
+              <w:top w:type="dxa" w:w="60"/>
+              <w:left w:type="dxa" w:w="100"/>
+              <w:bottom w:type="dxa" w:w="60"/>
+              <w:right w:type="dxa" w:w="100"/>
+            </w:tcMar>
+            <w:vAlign w:val="center"/>
+          </w:tcPr>
+          <w:p>
+            <w:pPr>
+              <w:spacing w:after="20" w:before="20"/>
+            </w:pPr>
+            <w:r>
+              <w:rPr>
+                <w:rFonts w:ascii="Microsoft YaHei" w:eastAsia="微软雅黑" w:hAnsi="Microsoft YaHei"/>
+                <w:b w:val="false"/>
+                <w:bCs w:val="false"/>
+                <w:color w:val="374151"/>
+                <w:sz w:val="20"/>
+                <w:szCs w:val="20"/>
+              </w:rPr>
+              <w:t xml:space="preserve">设备管理</w:t>
+            </w:r>
+          </w:p>
+        </w:tc>
+        <w:tc>
+          <w:tcPr>
+            <w:tcW w:type="dxa" w:w="2200"/>
+            <w:tcMar>
+              <w:top w:type="dxa" w:w="60"/>
+              <w:left w:type="dxa" w:w="100"/>
+              <w:bottom w:type="dxa" w:w="60"/>
+              <w:right w:type="dxa" w:w="100"/>
+            </w:tcMar>
+            <w:vAlign w:val="center"/>
+          </w:tcPr>
+          <w:p>
+            <w:pPr>
+              <w:spacing w:after="20" w:before="20"/>
+            </w:pPr>
+            <w:r>
+              <w:rPr>
+                <w:rFonts w:ascii="Microsoft YaHei" w:eastAsia="微软雅黑" w:hAnsi="Microsoft YaHei"/>
+                <w:b w:val="false"/>
+                <w:bCs w:val="false"/>
+                <w:color w:val="374151"/>
+                <w:sz w:val="20"/>
+                <w:szCs w:val="20"/>
+              </w:rPr>
               <w:t xml:space="preserve">串口发现</w:t>
             </w:r>
           </w:p>
@@ -1660,6 +1746,178 @@
                 <w:szCs w:val="20"/>
               </w:rPr>
               <w:t xml:space="preserve">自动枚举系统可用串口，支持手动刷新</w:t>
+            </w:r>
+          </w:p>
+        </w:tc>
+      </w:tr>
+      <w:tr>
+        <w:tc>
+          <w:tcPr>
+            <w:tcW w:type="dxa" w:w="1400"/>
+            <w:tcMar>
+              <w:top w:type="dxa" w:w="60"/>
+              <w:left w:type="dxa" w:w="100"/>
+              <w:bottom w:type="dxa" w:w="60"/>
+              <w:right w:type="dxa" w:w="100"/>
+            </w:tcMar>
+            <w:vAlign w:val="center"/>
+          </w:tcPr>
+          <w:p>
+            <w:pPr>
+              <w:spacing w:after="20" w:before="20"/>
+            </w:pPr>
+            <w:r>
+              <w:rPr>
+                <w:rFonts w:ascii="Microsoft YaHei" w:eastAsia="微软雅黑" w:hAnsi="Microsoft YaHei"/>
+                <w:b w:val="false"/>
+                <w:bCs w:val="false"/>
+                <w:color w:val="374151"/>
+                <w:sz w:val="20"/>
+                <w:szCs w:val="20"/>
+              </w:rPr>
+              <w:t xml:space="preserve">设备管理</w:t>
+            </w:r>
+          </w:p>
+        </w:tc>
+        <w:tc>
+          <w:tcPr>
+            <w:tcW w:type="dxa" w:w="2200"/>
+            <w:tcMar>
+              <w:top w:type="dxa" w:w="60"/>
+              <w:left w:type="dxa" w:w="100"/>
+              <w:bottom w:type="dxa" w:w="60"/>
+              <w:right w:type="dxa" w:w="100"/>
+            </w:tcMar>
+            <w:vAlign w:val="center"/>
+          </w:tcPr>
+          <w:p>
+            <w:pPr>
+              <w:spacing w:after="20" w:before="20"/>
+            </w:pPr>
+            <w:r>
+              <w:rPr>
+                <w:rFonts w:ascii="Microsoft YaHei" w:eastAsia="微软雅黑" w:hAnsi="Microsoft YaHei"/>
+                <w:b w:val="false"/>
+                <w:bCs w:val="false"/>
+                <w:color w:val="374151"/>
+                <w:sz w:val="20"/>
+                <w:szCs w:val="20"/>
+              </w:rPr>
+              <w:t xml:space="preserve">WiFi 连接</w:t>
+            </w:r>
+          </w:p>
+        </w:tc>
+        <w:tc>
+          <w:tcPr>
+            <w:tcW w:type="dxa" w:w="5426"/>
+            <w:tcMar>
+              <w:top w:type="dxa" w:w="60"/>
+              <w:left w:type="dxa" w:w="100"/>
+              <w:bottom w:type="dxa" w:w="60"/>
+              <w:right w:type="dxa" w:w="100"/>
+            </w:tcMar>
+            <w:vAlign w:val="center"/>
+          </w:tcPr>
+          <w:p>
+            <w:pPr>
+              <w:spacing w:after="20" w:before="20"/>
+            </w:pPr>
+            <w:r>
+              <w:rPr>
+                <w:rFonts w:ascii="Microsoft YaHei" w:eastAsia="微软雅黑" w:hAnsi="Microsoft YaHei"/>
+                <w:b w:val="false"/>
+                <w:bCs w:val="false"/>
+                <w:color w:val="374151"/>
+                <w:sz w:val="20"/>
+                <w:szCs w:val="20"/>
+              </w:rPr>
+              <w:t xml:space="preserve">V1.3：TCP 3333 连接 ESP32 WiFi 固件，隔空控制、免接线</w:t>
+            </w:r>
+          </w:p>
+        </w:tc>
+      </w:tr>
+      <w:tr>
+        <w:tc>
+          <w:tcPr>
+            <w:tcW w:type="dxa" w:w="1400"/>
+            <w:tcMar>
+              <w:top w:type="dxa" w:w="60"/>
+              <w:left w:type="dxa" w:w="100"/>
+              <w:bottom w:type="dxa" w:w="60"/>
+              <w:right w:type="dxa" w:w="100"/>
+            </w:tcMar>
+            <w:vAlign w:val="center"/>
+          </w:tcPr>
+          <w:p>
+            <w:pPr>
+              <w:spacing w:after="20" w:before="20"/>
+            </w:pPr>
+            <w:r>
+              <w:rPr>
+                <w:rFonts w:ascii="Microsoft YaHei" w:eastAsia="微软雅黑" w:hAnsi="Microsoft YaHei"/>
+                <w:b w:val="false"/>
+                <w:bCs w:val="false"/>
+                <w:color w:val="374151"/>
+                <w:sz w:val="20"/>
+                <w:szCs w:val="20"/>
+              </w:rPr>
+              <w:t xml:space="preserve">设备管理</w:t>
+            </w:r>
+          </w:p>
+        </w:tc>
+        <w:tc>
+          <w:tcPr>
+            <w:tcW w:type="dxa" w:w="2200"/>
+            <w:tcMar>
+              <w:top w:type="dxa" w:w="60"/>
+              <w:left w:type="dxa" w:w="100"/>
+              <w:bottom w:type="dxa" w:w="60"/>
+              <w:right w:type="dxa" w:w="100"/>
+            </w:tcMar>
+            <w:vAlign w:val="center"/>
+          </w:tcPr>
+          <w:p>
+            <w:pPr>
+              <w:spacing w:after="20" w:before="20"/>
+            </w:pPr>
+            <w:r>
+              <w:rPr>
+                <w:rFonts w:ascii="Microsoft YaHei" w:eastAsia="微软雅黑" w:hAnsi="Microsoft YaHei"/>
+                <w:b w:val="false"/>
+                <w:bCs w:val="false"/>
+                <w:color w:val="374151"/>
+                <w:sz w:val="20"/>
+                <w:szCs w:val="20"/>
+              </w:rPr>
+              <w:t xml:space="preserve">蓝牙连接</w:t>
+            </w:r>
+          </w:p>
+        </w:tc>
+        <w:tc>
+          <w:tcPr>
+            <w:tcW w:type="dxa" w:w="5426"/>
+            <w:tcMar>
+              <w:top w:type="dxa" w:w="60"/>
+              <w:left w:type="dxa" w:w="100"/>
+              <w:bottom w:type="dxa" w:w="60"/>
+              <w:right w:type="dxa" w:w="100"/>
+            </w:tcMar>
+            <w:vAlign w:val="center"/>
+          </w:tcPr>
+          <w:p>
+            <w:pPr>
+              <w:spacing w:after="20" w:before="20"/>
+            </w:pPr>
+            <w:r>
+              <w:rPr>
+                <w:rFonts w:ascii="Microsoft YaHei" w:eastAsia="微软雅黑" w:hAnsi="Microsoft YaHei"/>
+                <w:b w:val="false"/>
+                <w:bCs w:val="false"/>
+                <w:color w:val="374151"/>
+                <w:sz w:val="20"/>
+                <w:szCs w:val="20"/>
+              </w:rPr>
+              <w:t xml:space="preserve">V1.3：BLE NUS 扫描连接 FlowCC 设备（源码版需 bleak）</w:t>
             </w:r>
           </w:p>
         </w:tc>
@@ -2344,6 +2602,130 @@
           <w:szCs w:val="21"/>
         </w:rPr>
         <w:t xml:space="preserve">关闭控制中心窗口仅隐藏该窗口（挂件继续运行）；真正的退出入口在挂件右键菜单，避免误关导致后台失联。</w:t>
+      </w:r>
+    </w:p>
+    <w:p>
+      <w:pPr>
+        <w:pStyle w:val="Heading2"/>
+      </w:pPr>
+      <w:r>
+        <w:t xml:space="preserve">3.4 多传输连接（V1.3）</w:t>
+      </w:r>
+    </w:p>
+    <w:p>
+      <w:pPr>
+        <w:spacing w:after="100" w:before="60" w:line="320"/>
+      </w:pPr>
+      <w:r>
+        <w:rPr>
+          <w:rFonts w:ascii="Microsoft YaHei" w:eastAsia="微软雅黑" w:hAnsi="Microsoft YaHei"/>
+          <w:b w:val="false"/>
+          <w:bCs w:val="false"/>
+          <w:color w:val="374151"/>
+          <w:sz w:val="21"/>
+          <w:szCs w:val="21"/>
+        </w:rPr>
+        <w:t xml:space="preserve">同一套 ASCII 行协议跑在四种传输上，控制中心「设备连接」条可热切换：</w:t>
+      </w:r>
+    </w:p>
+    <w:p>
+      <w:pPr>
+        <w:pStyle w:val="ListParagraph"/>
+        <w:numPr>
+          <w:ilvl w:val="0"/>
+          <w:numId w:val="2"/>
+        </w:numPr>
+        <w:spacing w:after="40" w:before="40" w:line="320"/>
+      </w:pPr>
+      <w:r>
+        <w:rPr>
+          <w:rFonts w:ascii="Microsoft YaHei" w:eastAsia="微软雅黑" w:hAnsi="Microsoft YaHei"/>
+          <w:b w:val="false"/>
+          <w:bCs w:val="false"/>
+          <w:color w:val="374151"/>
+          <w:sz w:val="21"/>
+          <w:szCs w:val="21"/>
+        </w:rPr>
+        <w:t xml:space="preserve">模拟模式：内置虚拟风扇，开发演示与无硬件体验。</w:t>
+      </w:r>
+    </w:p>
+    <w:p>
+      <w:pPr>
+        <w:pStyle w:val="ListParagraph"/>
+        <w:numPr>
+          <w:ilvl w:val="0"/>
+          <w:numId w:val="2"/>
+        </w:numPr>
+        <w:spacing w:after="40" w:before="40" w:line="320"/>
+      </w:pPr>
+      <w:r>
+        <w:rPr>
+          <w:rFonts w:ascii="Microsoft YaHei" w:eastAsia="微软雅黑" w:hAnsi="Microsoft YaHei"/>
+          <w:b w:val="false"/>
+          <w:bCs w:val="false"/>
+          <w:color w:val="374151"/>
+          <w:sz w:val="21"/>
+          <w:szCs w:val="21"/>
+        </w:rPr>
+        <w:t xml:space="preserve">串口设备：USB 串口 115200，自动枚举端口，适合接线原型。</w:t>
+      </w:r>
+    </w:p>
+    <w:p>
+      <w:pPr>
+        <w:pStyle w:val="ListParagraph"/>
+        <w:numPr>
+          <w:ilvl w:val="0"/>
+          <w:numId w:val="2"/>
+        </w:numPr>
+        <w:spacing w:after="40" w:before="40" w:line="320"/>
+      </w:pPr>
+      <w:r>
+        <w:rPr>
+          <w:rFonts w:ascii="Microsoft YaHei" w:eastAsia="微软雅黑" w:hAnsi="Microsoft YaHei"/>
+          <w:b w:val="false"/>
+          <w:bCs w:val="false"/>
+          <w:color w:val="374151"/>
+          <w:sz w:val="21"/>
+          <w:szCs w:val="21"/>
+        </w:rPr>
+        <w:t xml:space="preserve">WiFi 设备：固件以 TCP 服务监听 3333 端口；输入设备 IP 即连，隔空控制、免接线。</w:t>
+      </w:r>
+    </w:p>
+    <w:p>
+      <w:pPr>
+        <w:pStyle w:val="ListParagraph"/>
+        <w:numPr>
+          <w:ilvl w:val="0"/>
+          <w:numId w:val="2"/>
+        </w:numPr>
+        <w:spacing w:after="40" w:before="40" w:line="320"/>
+      </w:pPr>
+      <w:r>
+        <w:rPr>
+          <w:rFonts w:ascii="Microsoft YaHei" w:eastAsia="微软雅黑" w:hAnsi="Microsoft YaHei"/>
+          <w:b w:val="false"/>
+          <w:bCs w:val="false"/>
+          <w:color w:val="374151"/>
+          <w:sz w:val="21"/>
+          <w:szCs w:val="21"/>
+        </w:rPr>
+        <w:t xml:space="preserve">蓝牙设备：固件广播名 FlowCC（Nordic UART Service）；扫描列表选择连接，源码版需 pip install bleak。</w:t>
+      </w:r>
+    </w:p>
+    <w:p>
+      <w:pPr>
+        <w:spacing w:after="100" w:before="60" w:line="320"/>
+      </w:pPr>
+      <w:r>
+        <w:rPr>
+          <w:rFonts w:ascii="Microsoft YaHei" w:eastAsia="微软雅黑" w:hAnsi="Microsoft YaHei"/>
+          <w:b w:val="false"/>
+          <w:bCs w:val="false"/>
+          <w:color w:val="374151"/>
+          <w:sz w:val="21"/>
+          <w:szCs w:val="21"/>
+        </w:rPr>
+        <w:t xml:space="preserve">固件端通过 FLOWCC_TRANSPORT 宏在 SERIAL / WIFI / BLE 三选一编译；软件端四种设备实现共用 LineProtocolDevice 事务基类，心跳与掉线检测对全部真实传输生效。</w:t>
       </w:r>
     </w:p>
     <w:p>
@@ -2537,7 +2919,7 @@
                 <w:sz w:val="20"/>
                 <w:szCs w:val="20"/>
               </w:rPr>
-              <w:t xml:space="preserve">flowcc/gui/widget.py</w:t>
+              <w:t xml:space="preserve">flowcc/gui/widget.py + widget_art.py</w:t>
             </w:r>
           </w:p>
         </w:tc>
@@ -2565,7 +2947,7 @@
                 <w:sz w:val="20"/>
                 <w:szCs w:val="20"/>
               </w:rPr>
-              <w:t xml:space="preserve">透明桌面挂件（主入口），动画渲染与手势交互</w:t>
+              <w:t xml:space="preserve">透明桌面挂件（主入口），PIL 分层渲染与手势交互</w:t>
             </w:r>
           </w:p>
         </w:tc>
@@ -2651,7 +3033,7 @@
                 <w:sz w:val="20"/>
                 <w:szCs w:val="20"/>
               </w:rPr>
-              <w:t xml:space="preserve">tkinter 控制中心（兜底配置），只负责渲染与转发点击</w:t>
+              <w:t xml:space="preserve">tkinter 控制中心（兜底配置），四传输连接条</w:t>
             </w:r>
           </w:p>
         </w:tc>
@@ -2823,7 +3205,7 @@
                 <w:sz w:val="20"/>
                 <w:szCs w:val="20"/>
               </w:rPr>
-              <w:t xml:space="preserve">FanDevice 统一接口；模拟设备与串口设备可热替换</w:t>
+              <w:t xml:space="preserve">FanDevice 接口 + LineProtocolDevice 事务基类；模拟/串口/WiFi/蓝牙热替换</w:t>
             </w:r>
           </w:p>
         </w:tc>
@@ -2881,7 +3263,7 @@
                 <w:sz w:val="20"/>
                 <w:szCs w:val="20"/>
               </w:rPr>
-              <w:t xml:space="preserve">flowcc/protocol.py、serialdev.py</w:t>
+              <w:t xml:space="preserve">flowcc/protocol.py 及 serialdev/wifidev/bledev</w:t>
             </w:r>
           </w:p>
         </w:tc>
@@ -2909,7 +3291,7 @@
                 <w:sz w:val="20"/>
                 <w:szCs w:val="20"/>
               </w:rPr>
-              <w:t xml:space="preserve">ASCII 行协议编解码，串口一问一答事务</w:t>
+              <w:t xml:space="preserve">ASCII 行协议编解码，三种真实传输的字节管道</w:t>
             </w:r>
           </w:p>
         </w:tc>
@@ -3024,7 +3406,7 @@
           <w:sz w:val="21"/>
           <w:szCs w:val="21"/>
         </w:rPr>
-        <w:t xml:space="preserve">协议为 ASCII 行协议：波特率 115200，数据位 8，无校验，停止位 1（8N1）；每条消息以换行符 LF 结尾；帧头大小写不敏感。该设计可直接用任意串口助手调试。V1.1 新增 ANG 手动摆头命令，STATE 帧增加 ang 字段；旧固件（无 ang 字段）仍可被软件兼容解析。</w:t>
+        <w:t xml:space="preserve">协议为 ASCII 行协议：串口承载时为 115200 8N1；V1.3 起同一协议亦跑在 WiFi TCP（端口 3333）与蓝牙 BLE NUS 之上。每条消息以换行符 LF 结尾；帧头大小写不敏感。该设计可直接用任意串口助手或 telnet 调试。V1.1 新增 ANG 手动摆头命令，STATE 帧增加 ang 字段；旧固件（无 ang 字段）仍可被软件兼容解析。</w:t>
       </w:r>
     </w:p>
     <w:tbl>
@@ -6511,7 +6893,7 @@
                 <w:sz w:val="20"/>
                 <w:szCs w:val="20"/>
               </w:rPr>
-              <w:t xml:space="preserve">已完成（2026-08-12，tag v1.1.0）</w:t>
+              <w:t xml:space="preserve">已完成（2026-08-12，tag v1.1.1）</w:t>
             </w:r>
           </w:p>
         </w:tc>
@@ -6541,7 +6923,7 @@
                 <w:sz w:val="20"/>
                 <w:szCs w:val="20"/>
               </w:rPr>
-              <w:t xml:space="preserve">M2 硬件原型</w:t>
+              <w:t xml:space="preserve">M1.2 视觉升级</w:t>
             </w:r>
           </w:p>
         </w:tc>
@@ -6569,7 +6951,7 @@
                 <w:sz w:val="20"/>
                 <w:szCs w:val="20"/>
               </w:rPr>
-              <w:t xml:space="preserve">采购 BOM 物料、完成接线与固件烧录、串口联调通过</w:t>
+              <w:t xml:space="preserve">挂件「现代简约」风格，PIL 分层渲染引擎，样图四选一流程</w:t>
             </w:r>
           </w:p>
         </w:tc>
@@ -6597,7 +6979,7 @@
                 <w:sz w:val="20"/>
                 <w:szCs w:val="20"/>
               </w:rPr>
-              <w:t xml:space="preserve">待启动</w:t>
+              <w:t xml:space="preserve">已完成（2026-08-12，tag v1.2.0）</w:t>
             </w:r>
           </w:p>
         </w:tc>
@@ -6627,7 +7009,7 @@
                 <w:sz w:val="20"/>
                 <w:szCs w:val="20"/>
               </w:rPr>
-              <w:t xml:space="preserve">M3 扩展功能</w:t>
+              <w:t xml:space="preserve">M1.3 多传输</w:t>
             </w:r>
           </w:p>
         </w:tc>
@@ -6655,7 +7037,7 @@
                 <w:sz w:val="20"/>
                 <w:szCs w:val="20"/>
               </w:rPr>
-              <w:t xml:space="preserve">温度联动智能调速（接温度传感器）、每日定时任务、场景自定义</w:t>
+              <w:t xml:space="preserve">WiFi（TCP）与蓝牙（BLE NUS）接入，四模式连接条，传输端到端测试</w:t>
             </w:r>
           </w:p>
         </w:tc>
@@ -6683,7 +7065,7 @@
                 <w:sz w:val="20"/>
                 <w:szCs w:val="20"/>
               </w:rPr>
-              <w:t xml:space="preserve">规划中</w:t>
+              <w:t xml:space="preserve">已完成（2026-08-12，tag v1.3.0）</w:t>
             </w:r>
           </w:p>
         </w:tc>
@@ -6713,6 +7095,178 @@
                 <w:sz w:val="20"/>
                 <w:szCs w:val="20"/>
               </w:rPr>
+              <w:t xml:space="preserve">M2 硬件原型</w:t>
+            </w:r>
+          </w:p>
+        </w:tc>
+        <w:tc>
+          <w:tcPr>
+            <w:tcW w:type="dxa" w:w="5226"/>
+            <w:tcMar>
+              <w:top w:type="dxa" w:w="60"/>
+              <w:left w:type="dxa" w:w="100"/>
+              <w:bottom w:type="dxa" w:w="60"/>
+              <w:right w:type="dxa" w:w="100"/>
+            </w:tcMar>
+            <w:vAlign w:val="center"/>
+          </w:tcPr>
+          <w:p>
+            <w:pPr>
+              <w:spacing w:after="20" w:before="20"/>
+            </w:pPr>
+            <w:r>
+              <w:rPr>
+                <w:rFonts w:ascii="Microsoft YaHei" w:eastAsia="微软雅黑" w:hAnsi="Microsoft YaHei"/>
+                <w:b w:val="false"/>
+                <w:bCs w:val="false"/>
+                <w:color w:val="374151"/>
+                <w:sz w:val="20"/>
+                <w:szCs w:val="20"/>
+              </w:rPr>
+              <w:t xml:space="preserve">采购 BOM 物料、完成接线与固件烧录、串口/WiFi 联调通过</w:t>
+            </w:r>
+          </w:p>
+        </w:tc>
+        <w:tc>
+          <w:tcPr>
+            <w:tcW w:type="dxa" w:w="2400"/>
+            <w:tcMar>
+              <w:top w:type="dxa" w:w="60"/>
+              <w:left w:type="dxa" w:w="100"/>
+              <w:bottom w:type="dxa" w:w="60"/>
+              <w:right w:type="dxa" w:w="100"/>
+            </w:tcMar>
+            <w:vAlign w:val="center"/>
+          </w:tcPr>
+          <w:p>
+            <w:pPr>
+              <w:spacing w:after="20" w:before="20"/>
+            </w:pPr>
+            <w:r>
+              <w:rPr>
+                <w:rFonts w:ascii="Microsoft YaHei" w:eastAsia="微软雅黑" w:hAnsi="Microsoft YaHei"/>
+                <w:b w:val="false"/>
+                <w:bCs w:val="false"/>
+                <w:color w:val="374151"/>
+                <w:sz w:val="20"/>
+                <w:szCs w:val="20"/>
+              </w:rPr>
+              <w:t xml:space="preserve">待启动</w:t>
+            </w:r>
+          </w:p>
+        </w:tc>
+      </w:tr>
+      <w:tr>
+        <w:tc>
+          <w:tcPr>
+            <w:tcW w:type="dxa" w:w="1400"/>
+            <w:tcMar>
+              <w:top w:type="dxa" w:w="60"/>
+              <w:left w:type="dxa" w:w="100"/>
+              <w:bottom w:type="dxa" w:w="60"/>
+              <w:right w:type="dxa" w:w="100"/>
+            </w:tcMar>
+            <w:vAlign w:val="center"/>
+          </w:tcPr>
+          <w:p>
+            <w:pPr>
+              <w:spacing w:after="20" w:before="20"/>
+            </w:pPr>
+            <w:r>
+              <w:rPr>
+                <w:rFonts w:ascii="Microsoft YaHei" w:eastAsia="微软雅黑" w:hAnsi="Microsoft YaHei"/>
+                <w:b w:val="false"/>
+                <w:bCs w:val="false"/>
+                <w:color w:val="374151"/>
+                <w:sz w:val="20"/>
+                <w:szCs w:val="20"/>
+              </w:rPr>
+              <w:t xml:space="preserve">M3 扩展功能</w:t>
+            </w:r>
+          </w:p>
+        </w:tc>
+        <w:tc>
+          <w:tcPr>
+            <w:tcW w:type="dxa" w:w="5226"/>
+            <w:tcMar>
+              <w:top w:type="dxa" w:w="60"/>
+              <w:left w:type="dxa" w:w="100"/>
+              <w:bottom w:type="dxa" w:w="60"/>
+              <w:right w:type="dxa" w:w="100"/>
+            </w:tcMar>
+            <w:vAlign w:val="center"/>
+          </w:tcPr>
+          <w:p>
+            <w:pPr>
+              <w:spacing w:after="20" w:before="20"/>
+            </w:pPr>
+            <w:r>
+              <w:rPr>
+                <w:rFonts w:ascii="Microsoft YaHei" w:eastAsia="微软雅黑" w:hAnsi="Microsoft YaHei"/>
+                <w:b w:val="false"/>
+                <w:bCs w:val="false"/>
+                <w:color w:val="374151"/>
+                <w:sz w:val="20"/>
+                <w:szCs w:val="20"/>
+              </w:rPr>
+              <w:t xml:space="preserve">温度联动智能调速（接温度传感器）、每日定时任务、场景自定义</w:t>
+            </w:r>
+          </w:p>
+        </w:tc>
+        <w:tc>
+          <w:tcPr>
+            <w:tcW w:type="dxa" w:w="2400"/>
+            <w:tcMar>
+              <w:top w:type="dxa" w:w="60"/>
+              <w:left w:type="dxa" w:w="100"/>
+              <w:bottom w:type="dxa" w:w="60"/>
+              <w:right w:type="dxa" w:w="100"/>
+            </w:tcMar>
+            <w:vAlign w:val="center"/>
+          </w:tcPr>
+          <w:p>
+            <w:pPr>
+              <w:spacing w:after="20" w:before="20"/>
+            </w:pPr>
+            <w:r>
+              <w:rPr>
+                <w:rFonts w:ascii="Microsoft YaHei" w:eastAsia="微软雅黑" w:hAnsi="Microsoft YaHei"/>
+                <w:b w:val="false"/>
+                <w:bCs w:val="false"/>
+                <w:color w:val="374151"/>
+                <w:sz w:val="20"/>
+                <w:szCs w:val="20"/>
+              </w:rPr>
+              <w:t xml:space="preserve">规划中</w:t>
+            </w:r>
+          </w:p>
+        </w:tc>
+      </w:tr>
+      <w:tr>
+        <w:tc>
+          <w:tcPr>
+            <w:tcW w:type="dxa" w:w="1400"/>
+            <w:tcMar>
+              <w:top w:type="dxa" w:w="60"/>
+              <w:left w:type="dxa" w:w="100"/>
+              <w:bottom w:type="dxa" w:w="60"/>
+              <w:right w:type="dxa" w:w="100"/>
+            </w:tcMar>
+            <w:vAlign w:val="center"/>
+          </w:tcPr>
+          <w:p>
+            <w:pPr>
+              <w:spacing w:after="20" w:before="20"/>
+            </w:pPr>
+            <w:r>
+              <w:rPr>
+                <w:rFonts w:ascii="Microsoft YaHei" w:eastAsia="微软雅黑" w:hAnsi="Microsoft YaHei"/>
+                <w:b w:val="false"/>
+                <w:bCs w:val="false"/>
+                <w:color w:val="374151"/>
+                <w:sz w:val="20"/>
+                <w:szCs w:val="20"/>
+              </w:rPr>
               <w:t xml:space="preserve">M4 体验增强</w:t>
             </w:r>
           </w:p>
@@ -6780,7 +7334,7 @@
         <w:pStyle w:val="Heading2"/>
       </w:pPr>
       <w:r>
-        <w:t xml:space="preserve">8.1 当前验证状态（M1.1 交付基线）</w:t>
+        <w:t xml:space="preserve">8.1 当前验证状态（M1.3 交付基线）</w:t>
       </w:r>
     </w:p>
     <w:p>
@@ -6801,7 +7355,7 @@
           <w:sz w:val="21"/>
           <w:szCs w:val="21"/>
         </w:rPr>
-        <w:t xml:space="preserve">单元测试 23 项全部通过，覆盖协议编解码（含 ANG 与旧帧兼容）、状态机、定时关机、自然风/睡眠风算法、手动摆头语义，连续多轮运行结果稳定。</w:t>
+        <w:t xml:space="preserve">单元测试 28 项全部通过：协议编解码（含 ANG 与旧帧兼容）、状态机、定时、场景算法，以及 FakeSerial / 本地 TCP 模拟固件的串口与 WiFi 端到端事务测试。</w:t>
       </w:r>
     </w:p>
     <w:p>
@@ -6822,7 +7376,7 @@
           <w:sz w:val="21"/>
           <w:szCs w:val="21"/>
         </w:rPr>
-        <w:t xml:space="preserve">GUI 冒烟测试通过：挂件与控制中心正常启动渲染，2.5 秒后自动退出。</w:t>
+        <w:t xml:space="preserve">端到端测试顺带修复了「OK 先于 STATE 到达导致返回旧状态」的事务缺陷，硬件接入行为更可靠。</w:t>
       </w:r>
     </w:p>
     <w:p>
@@ -6843,7 +7397,7 @@
           <w:sz w:val="21"/>
           <w:szCs w:val="21"/>
         </w:rPr>
-        <w:t xml:space="preserve">桌面截屏视觉验证：透明异形挂件在真实桌面上正确渲染，扇叶旋转、摆头偏转、状态底条与档位圆点均符合设计。</w:t>
+        <w:t xml:space="preserve">桌面截屏视觉验证：现代简约挂件在真实桌面正确渲染，无透明窗粉边，交互热区与旧版一致。</w:t>
       </w:r>
     </w:p>
     <w:p>
@@ -6864,7 +7418,7 @@
           <w:sz w:val="21"/>
           <w:szCs w:val="21"/>
         </w:rPr>
-        <w:t xml:space="preserve">模拟模式下全部交互流程（开关机、档位、摇头、摆头、三种模式、定时、断开/重连）可完整运行。</w:t>
+        <w:t xml:space="preserve">GUI 冒烟测试与安装包本机升级安装均通过；安装包为中文向导、免管理员权限。</w:t>
       </w:r>
     </w:p>
     <w:p>
@@ -7015,7 +7569,7 @@
           <w:sz w:val="18"/>
           <w:szCs w:val="18"/>
         </w:rPr>
-        <w:t xml:space="preserve">FlowCC V1.1 · 本文档随项目演进持续更新</w:t>
+        <w:t xml:space="preserve">FlowCC V1.3 · 本文档随项目演进持续更新</w:t>
       </w:r>
     </w:p>
     <w:sectPr>
@@ -7083,7 +7637,7 @@
         <w:sz w:val="18"/>
         <w:szCs w:val="18"/>
       </w:rPr>
-      <w:t xml:space="preserve">FlowCC 产品文档 V1.1 · 第 </w:t>
+      <w:t xml:space="preserve">FlowCC 产品文档 V1.3 · 第 </w:t>
     </w:r>
     <w:r>
       <w:rPr>
